--- a/Lab8.docx
+++ b/Lab8.docx
@@ -1,6 +1,6 @@
 
 <file path=word/document.xml><?xml version="1.0" encoding="utf-8"?>
-<w:document xmlns:wpc="http://schemas.microsoft.com/office/word/2010/wordprocessingCanvas" xmlns:cx="http://schemas.microsoft.com/office/drawing/2014/chartex" xmlns:cx1="http://schemas.microsoft.com/office/drawing/2015/9/8/chartex" xmlns:cx2="http://schemas.microsoft.com/office/drawing/2015/10/21/chartex" xmlns:cx3="http://schemas.microsoft.com/office/drawing/2016/5/9/chartex" xmlns:cx4="http://schemas.microsoft.com/office/drawing/2016/5/10/chartex" xmlns:cx5="http://schemas.microsoft.com/office/drawing/2016/5/11/chartex" xmlns:cx6="http://schemas.microsoft.com/office/drawing/2016/5/12/chartex" xmlns:cx7="http://schemas.microsoft.com/office/drawing/2016/5/13/chartex" xmlns:cx8="http://schemas.microsoft.com/office/drawing/2016/5/14/chartex" xmlns:mc="http://schemas.openxmlformats.org/markup-compatibility/2006" xmlns:aink="http://schemas.microsoft.com/office/drawing/2016/ink" xmlns:am3d="http://schemas.microsoft.com/office/drawing/2017/model3d" xmlns:o="urn:schemas-microsoft-com:office:office" xmlns:oel="http://schemas.microsoft.com/office/2019/extlst" xmlns:r="http://schemas.openxmlformats.org/officeDocument/2006/relationships" xmlns:m="http://schemas.openxmlformats.org/officeDocument/2006/math" xmlns:v="urn:schemas-microsoft-com:vml" xmlns:wp14="http://schemas.microsoft.com/office/word/2010/wordprocessingDrawing" xmlns:wp="http://schemas.openxmlformats.org/drawingml/2006/wordprocessingDrawing" xmlns:w10="urn:schemas-microsoft-com:office:word" xmlns:w="http://schemas.openxmlformats.org/wordprocessingml/2006/main" xmlns:w14="http://schemas.microsoft.com/office/word/2010/wordml" xmlns:w15="http://schemas.microsoft.com/office/word/2012/wordml" xmlns:w16cex="http://schemas.microsoft.com/office/word/2018/wordml/cex" xmlns:w16cid="http://schemas.microsoft.com/office/word/2016/wordml/cid" xmlns:w16="http://schemas.microsoft.com/office/word/2018/wordml" xmlns:w16sdtdh="http://schemas.microsoft.com/office/word/2020/wordml/sdtdatahash" xmlns:w16se="http://schemas.microsoft.com/office/word/2015/wordml/symex" xmlns:wpg="http://schemas.microsoft.com/office/word/2010/wordprocessingGroup" xmlns:wpi="http://schemas.microsoft.com/office/word/2010/wordprocessingInk" xmlns:wne="http://schemas.microsoft.com/office/word/2006/wordml" xmlns:wps="http://schemas.microsoft.com/office/word/2010/wordprocessingShape" mc:Ignorable="w14 w15 w16se w16cid w16 w16cex w16sdtdh wp14">
+<w:document xmlns:wpc="http://schemas.microsoft.com/office/word/2010/wordprocessingCanvas" xmlns:cx="http://schemas.microsoft.com/office/drawing/2014/chartex" xmlns:cx1="http://schemas.microsoft.com/office/drawing/2015/9/8/chartex" xmlns:cx2="http://schemas.microsoft.com/office/drawing/2015/10/21/chartex" xmlns:cx3="http://schemas.microsoft.com/office/drawing/2016/5/9/chartex" xmlns:cx4="http://schemas.microsoft.com/office/drawing/2016/5/10/chartex" xmlns:cx5="http://schemas.microsoft.com/office/drawing/2016/5/11/chartex" xmlns:cx6="http://schemas.microsoft.com/office/drawing/2016/5/12/chartex" xmlns:cx7="http://schemas.microsoft.com/office/drawing/2016/5/13/chartex" xmlns:cx8="http://schemas.microsoft.com/office/drawing/2016/5/14/chartex" xmlns:mc="http://schemas.openxmlformats.org/markup-compatibility/2006" xmlns:aink="http://schemas.microsoft.com/office/drawing/2016/ink" xmlns:am3d="http://schemas.microsoft.com/office/drawing/2017/model3d" xmlns:o="urn:schemas-microsoft-com:office:office" xmlns:oel="http://schemas.microsoft.com/office/2019/extlst" xmlns:r="http://schemas.openxmlformats.org/officeDocument/2006/relationships" xmlns:m="http://schemas.openxmlformats.org/officeDocument/2006/math" xmlns:v="urn:schemas-microsoft-com:vml" xmlns:wp14="http://schemas.microsoft.com/office/word/2010/wordprocessingDrawing" xmlns:wp="http://schemas.openxmlformats.org/drawingml/2006/wordprocessingDrawing" xmlns:w10="urn:schemas-microsoft-com:office:word" xmlns:w="http://schemas.openxmlformats.org/wordprocessingml/2006/main" xmlns:w14="http://schemas.microsoft.com/office/word/2010/wordml" xmlns:w15="http://schemas.microsoft.com/office/word/2012/wordml" xmlns:w16cex="http://schemas.microsoft.com/office/word/2018/wordml/cex" xmlns:w16cid="http://schemas.microsoft.com/office/word/2016/wordml/cid" xmlns:w16="http://schemas.microsoft.com/office/word/2018/wordml" xmlns:w16du="http://schemas.microsoft.com/office/word/2023/wordml/word16du" xmlns:w16sdtdh="http://schemas.microsoft.com/office/word/2020/wordml/sdtdatahash" xmlns:w16sdtfl="http://schemas.microsoft.com/office/word/2024/wordml/sdtformatlock" xmlns:w16se="http://schemas.microsoft.com/office/word/2015/wordml/symex" xmlns:wpg="http://schemas.microsoft.com/office/word/2010/wordprocessingGroup" xmlns:wpi="http://schemas.microsoft.com/office/word/2010/wordprocessingInk" xmlns:wne="http://schemas.microsoft.com/office/word/2006/wordml" xmlns:wps="http://schemas.microsoft.com/office/word/2010/wordprocessingShape" mc:Ignorable="w14 w15 w16se w16cid w16 w16cex w16sdtdh w16sdtfl w16du wp14">
   <w:body>
     <w:p>
       <w:pPr>
@@ -25,7 +25,13 @@
         <w:rPr>
           <w:rFonts w:ascii="Times New Roman" w:hAnsi="Times New Roman" w:cs="Times New Roman"/>
         </w:rPr>
-        <w:t>12 – Lab 10</w:t>
+        <w:t xml:space="preserve">12 – Lab </w:t>
+      </w:r>
+      <w:r>
+        <w:rPr>
+          <w:rFonts w:ascii="Times New Roman" w:hAnsi="Times New Roman" w:cs="Times New Roman"/>
+        </w:rPr>
+        <w:t>8</w:t>
       </w:r>
     </w:p>
     <w:p>
@@ -73,21 +79,17 @@
           <w:sz w:val="24"/>
           <w:szCs w:val="24"/>
         </w:rPr>
-        <w:t>Team Members:</w:t>
-      </w:r>
-    </w:p>
-    <w:p>
-      <w:pPr>
-        <w:spacing w:after="0"/>
-        <w:ind w:left="360"/>
-        <w:jc w:val="right"/>
+        <w:t>Harsh</w:t>
+      </w:r>
+      <w:r>
         <w:rPr>
           <w:b/>
           <w:bCs/>
           <w:sz w:val="24"/>
           <w:szCs w:val="24"/>
         </w:rPr>
-      </w:pPr>
+        <w:t xml:space="preserve"> (</w:t>
+      </w:r>
       <w:r>
         <w:rPr>
           <w:b/>
@@ -95,7 +97,7 @@
           <w:sz w:val="24"/>
           <w:szCs w:val="24"/>
         </w:rPr>
-        <w:t>Harsh</w:t>
+        <w:t>Student Id: 201309087</w:t>
       </w:r>
       <w:r>
         <w:rPr>
@@ -104,180 +106,8 @@
           <w:sz w:val="24"/>
           <w:szCs w:val="24"/>
         </w:rPr>
-        <w:t xml:space="preserve"> (</w:t>
-      </w:r>
-      <w:r>
-        <w:rPr>
-          <w:b/>
-          <w:bCs/>
-          <w:sz w:val="24"/>
-          <w:szCs w:val="24"/>
-        </w:rPr>
-        <w:t>Student Id: 201309087</w:t>
-      </w:r>
-      <w:r>
-        <w:rPr>
-          <w:b/>
-          <w:bCs/>
-          <w:sz w:val="24"/>
-          <w:szCs w:val="24"/>
-        </w:rPr>
         <w:t>)</w:t>
       </w:r>
-    </w:p>
-    <w:p>
-      <w:pPr>
-        <w:spacing w:after="0"/>
-        <w:ind w:left="360"/>
-        <w:jc w:val="right"/>
-        <w:rPr>
-          <w:b/>
-          <w:bCs/>
-          <w:sz w:val="24"/>
-          <w:szCs w:val="24"/>
-        </w:rPr>
-      </w:pPr>
-      <w:r>
-        <w:rPr>
-          <w:b/>
-          <w:bCs/>
-          <w:sz w:val="24"/>
-          <w:szCs w:val="24"/>
-        </w:rPr>
-        <w:t xml:space="preserve">Apurva (Student Id: </w:t>
-      </w:r>
-      <w:proofErr w:type="gramStart"/>
-      <w:r>
-        <w:rPr>
-          <w:b/>
-          <w:bCs/>
-          <w:sz w:val="24"/>
-          <w:szCs w:val="24"/>
-        </w:rPr>
-        <w:t>201010906 )</w:t>
-      </w:r>
-      <w:proofErr w:type="gramEnd"/>
-    </w:p>
-    <w:p>
-      <w:pPr>
-        <w:spacing w:after="0"/>
-        <w:ind w:left="360"/>
-        <w:jc w:val="right"/>
-        <w:rPr>
-          <w:b/>
-          <w:bCs/>
-          <w:sz w:val="24"/>
-          <w:szCs w:val="24"/>
-        </w:rPr>
-      </w:pPr>
-      <w:proofErr w:type="spellStart"/>
-      <w:r>
-        <w:rPr>
-          <w:b/>
-          <w:bCs/>
-          <w:sz w:val="24"/>
-          <w:szCs w:val="24"/>
-        </w:rPr>
-        <w:t>Ranjitha</w:t>
-      </w:r>
-      <w:proofErr w:type="spellEnd"/>
-      <w:r>
-        <w:rPr>
-          <w:b/>
-          <w:bCs/>
-          <w:sz w:val="24"/>
-          <w:szCs w:val="24"/>
-        </w:rPr>
-        <w:t xml:space="preserve"> (Student Id: </w:t>
-      </w:r>
-      <w:proofErr w:type="gramStart"/>
-      <w:r>
-        <w:rPr>
-          <w:b/>
-          <w:bCs/>
-          <w:sz w:val="24"/>
-          <w:szCs w:val="24"/>
-        </w:rPr>
-        <w:t>201317810 )</w:t>
-      </w:r>
-      <w:proofErr w:type="gramEnd"/>
-    </w:p>
-    <w:p>
-      <w:pPr>
-        <w:spacing w:after="0"/>
-        <w:ind w:left="360"/>
-        <w:jc w:val="right"/>
-        <w:rPr>
-          <w:b/>
-          <w:bCs/>
-          <w:sz w:val="24"/>
-          <w:szCs w:val="24"/>
-        </w:rPr>
-      </w:pPr>
-      <w:r>
-        <w:rPr>
-          <w:b/>
-          <w:bCs/>
-          <w:sz w:val="24"/>
-          <w:szCs w:val="24"/>
-        </w:rPr>
-        <w:t xml:space="preserve">Milan (Student Id: </w:t>
-      </w:r>
-      <w:proofErr w:type="gramStart"/>
-      <w:r>
-        <w:rPr>
-          <w:b/>
-          <w:bCs/>
-          <w:sz w:val="24"/>
-          <w:szCs w:val="24"/>
-        </w:rPr>
-        <w:t>201010009 )</w:t>
-      </w:r>
-      <w:proofErr w:type="gramEnd"/>
-    </w:p>
-    <w:p>
-      <w:pPr>
-        <w:spacing w:after="0"/>
-        <w:ind w:left="360"/>
-        <w:jc w:val="right"/>
-        <w:rPr>
-          <w:b/>
-          <w:bCs/>
-          <w:sz w:val="24"/>
-          <w:szCs w:val="24"/>
-        </w:rPr>
-      </w:pPr>
-      <w:proofErr w:type="spellStart"/>
-      <w:r>
-        <w:rPr>
-          <w:b/>
-          <w:bCs/>
-          <w:sz w:val="24"/>
-          <w:szCs w:val="24"/>
-        </w:rPr>
-        <w:t>Yashaswini</w:t>
-      </w:r>
-      <w:proofErr w:type="spellEnd"/>
-      <w:r>
-        <w:rPr>
-          <w:b/>
-          <w:bCs/>
-          <w:sz w:val="24"/>
-          <w:szCs w:val="24"/>
-        </w:rPr>
-        <w:t xml:space="preserve"> Prakash (Student Id: </w:t>
-      </w:r>
-      <w:proofErr w:type="gramStart"/>
-      <w:r>
-        <w:rPr>
-          <w:b/>
-          <w:bCs/>
-          <w:sz w:val="24"/>
-          <w:szCs w:val="24"/>
-        </w:rPr>
-        <w:t>201317797 )</w:t>
-      </w:r>
-      <w:proofErr w:type="gramEnd"/>
     </w:p>
     <w:p>
       <w:pPr>
@@ -538,27 +368,7 @@
           <w:b w:val="0"/>
           <w:bCs w:val="0"/>
         </w:rPr>
-        <w:t>Accuracy (r) = |A ∩ y</w:t>
-      </w:r>
-      <w:proofErr w:type="gramStart"/>
-      <w:r>
-        <w:rPr>
-          <w:rStyle w:val="Strong"/>
-          <w:rFonts w:ascii="Times New Roman" w:hAnsi="Times New Roman" w:cs="Times New Roman"/>
-          <w:b w:val="0"/>
-          <w:bCs w:val="0"/>
-        </w:rPr>
-        <w:t>|  /</w:t>
-      </w:r>
-      <w:proofErr w:type="gramEnd"/>
-      <w:r>
-        <w:rPr>
-          <w:rStyle w:val="Strong"/>
-          <w:rFonts w:ascii="Times New Roman" w:hAnsi="Times New Roman" w:cs="Times New Roman"/>
-          <w:b w:val="0"/>
-          <w:bCs w:val="0"/>
-        </w:rPr>
-        <w:t xml:space="preserve">  |A| = 1/1 = 100%</w:t>
+        <w:t>Accuracy (r) = |A ∩ y|  /  |A| = 1/1 = 100%</w:t>
       </w:r>
     </w:p>
     <w:p>
@@ -586,7 +396,6 @@
         <w:rPr>
           <w:rFonts w:ascii="Times New Roman" w:hAnsi="Times New Roman" w:cs="Times New Roman"/>
         </w:rPr>
-        <w:lastRenderedPageBreak/>
         <w:t>r2: (Gives Birth = no) L (Aquatic Creature = yes) =&gt; Fishes</w:t>
       </w:r>
     </w:p>
@@ -681,27 +490,7 @@
           <w:b w:val="0"/>
           <w:bCs w:val="0"/>
         </w:rPr>
-        <w:t>Accuracy (r) = |A ∩ y</w:t>
-      </w:r>
-      <w:proofErr w:type="gramStart"/>
-      <w:r>
-        <w:rPr>
-          <w:rStyle w:val="Strong"/>
-          <w:rFonts w:ascii="Times New Roman" w:hAnsi="Times New Roman" w:cs="Times New Roman"/>
-          <w:b w:val="0"/>
-          <w:bCs w:val="0"/>
-        </w:rPr>
-        <w:t>|  /</w:t>
-      </w:r>
-      <w:proofErr w:type="gramEnd"/>
-      <w:r>
-        <w:rPr>
-          <w:rStyle w:val="Strong"/>
-          <w:rFonts w:ascii="Times New Roman" w:hAnsi="Times New Roman" w:cs="Times New Roman"/>
-          <w:b w:val="0"/>
-          <w:bCs w:val="0"/>
-        </w:rPr>
-        <w:t xml:space="preserve">  |A| = 2/2 = 100%</w:t>
+        <w:t>Accuracy (r) = |A ∩ y|  /  |A| = 2/2 = 100%</w:t>
       </w:r>
     </w:p>
     <w:p>
@@ -717,6 +506,7 @@
         <w:rPr>
           <w:rFonts w:ascii="Times New Roman" w:hAnsi="Times New Roman" w:cs="Times New Roman"/>
         </w:rPr>
+        <w:lastRenderedPageBreak/>
         <w:t>r3: (Gives Birth = yes) L (Body Temperature = warm-blooded) =&gt; Mammals</w:t>
       </w:r>
     </w:p>
@@ -811,27 +601,7 @@
           <w:b w:val="0"/>
           <w:bCs w:val="0"/>
         </w:rPr>
-        <w:t>Accuracy (r) = |A ∩ y</w:t>
-      </w:r>
-      <w:proofErr w:type="gramStart"/>
-      <w:r>
-        <w:rPr>
-          <w:rStyle w:val="Strong"/>
-          <w:rFonts w:ascii="Times New Roman" w:hAnsi="Times New Roman" w:cs="Times New Roman"/>
-          <w:b w:val="0"/>
-          <w:bCs w:val="0"/>
-        </w:rPr>
-        <w:t>|  /</w:t>
-      </w:r>
-      <w:proofErr w:type="gramEnd"/>
-      <w:r>
-        <w:rPr>
-          <w:rStyle w:val="Strong"/>
-          <w:rFonts w:ascii="Times New Roman" w:hAnsi="Times New Roman" w:cs="Times New Roman"/>
-          <w:b w:val="0"/>
-          <w:bCs w:val="0"/>
-        </w:rPr>
-        <w:t xml:space="preserve">  |A| = 1/1 = 100%</w:t>
+        <w:t>Accuracy (r) = |A ∩ y|  /  |A| = 1/1 = 100%</w:t>
       </w:r>
     </w:p>
     <w:p>
@@ -953,27 +723,7 @@
           <w:b w:val="0"/>
           <w:bCs w:val="0"/>
         </w:rPr>
-        <w:t>Accuracy (r) = |A ∩ y</w:t>
-      </w:r>
-      <w:proofErr w:type="gramStart"/>
-      <w:r>
-        <w:rPr>
-          <w:rStyle w:val="Strong"/>
-          <w:rFonts w:ascii="Times New Roman" w:hAnsi="Times New Roman" w:cs="Times New Roman"/>
-          <w:b w:val="0"/>
-          <w:bCs w:val="0"/>
-        </w:rPr>
-        <w:t>|  /</w:t>
-      </w:r>
-      <w:proofErr w:type="gramEnd"/>
-      <w:r>
-        <w:rPr>
-          <w:rStyle w:val="Strong"/>
-          <w:rFonts w:ascii="Times New Roman" w:hAnsi="Times New Roman" w:cs="Times New Roman"/>
-          <w:b w:val="0"/>
-          <w:bCs w:val="0"/>
-        </w:rPr>
-        <w:t xml:space="preserve">  |A| = 3/8 = 37.5%</w:t>
+        <w:t>Accuracy (r) = |A ∩ y|  /  |A| = 3/8 = 37.5%</w:t>
       </w:r>
     </w:p>
     <w:p>
@@ -1095,27 +845,7 @@
           <w:b w:val="0"/>
           <w:bCs w:val="0"/>
         </w:rPr>
-        <w:t>Accuracy (r) = |A ∩ y</w:t>
-      </w:r>
-      <w:proofErr w:type="gramStart"/>
-      <w:r>
-        <w:rPr>
-          <w:rStyle w:val="Strong"/>
-          <w:rFonts w:ascii="Times New Roman" w:hAnsi="Times New Roman" w:cs="Times New Roman"/>
-          <w:b w:val="0"/>
-          <w:bCs w:val="0"/>
-        </w:rPr>
-        <w:t>|  /</w:t>
-      </w:r>
-      <w:proofErr w:type="gramEnd"/>
-      <w:r>
-        <w:rPr>
-          <w:rStyle w:val="Strong"/>
-          <w:rFonts w:ascii="Times New Roman" w:hAnsi="Times New Roman" w:cs="Times New Roman"/>
-          <w:b w:val="0"/>
-          <w:bCs w:val="0"/>
-        </w:rPr>
-        <w:t xml:space="preserve">  |A| = 2/4 = 50%</w:t>
+        <w:t>Accuracy (r) = |A ∩ y|  /  |A| = 2/4 = 50%</w:t>
       </w:r>
     </w:p>
     <w:p>
@@ -1353,790 +1083,170 @@
         <w:rPr>
           <w:rFonts w:ascii="Times New Roman" w:hAnsi="Times New Roman" w:cs="Times New Roman"/>
         </w:rPr>
+        <w:t>Mammals: 5, reptiles: 3, fishes: 3, amphibians: 2, birds: 2</w:t>
+      </w:r>
+    </w:p>
+    <w:p>
+      <w:pPr>
+        <w:pStyle w:val="ListParagraph"/>
+        <w:ind w:left="1440"/>
+        <w:rPr>
+          <w:rFonts w:ascii="Times New Roman" w:hAnsi="Times New Roman" w:cs="Times New Roman"/>
+        </w:rPr>
+      </w:pPr>
+      <w:r>
+        <w:rPr>
+          <w:rFonts w:ascii="Times New Roman" w:hAnsi="Times New Roman" w:cs="Times New Roman"/>
+        </w:rPr>
+        <w:t>*Hibernates(H)</w:t>
+      </w:r>
+    </w:p>
+    <w:p>
+      <w:pPr>
+        <w:pStyle w:val="ListParagraph"/>
+        <w:ind w:left="1440"/>
+        <w:rPr>
+          <w:rFonts w:ascii="Times New Roman" w:hAnsi="Times New Roman" w:cs="Times New Roman"/>
+        </w:rPr>
+      </w:pPr>
+    </w:p>
+    <w:p>
+      <w:pPr>
+        <w:pStyle w:val="ListParagraph"/>
+        <w:ind w:left="1440"/>
+        <w:rPr>
+          <w:rFonts w:ascii="Times New Roman" w:hAnsi="Times New Roman" w:cs="Times New Roman"/>
+        </w:rPr>
+      </w:pPr>
+      <w:r>
+        <w:rPr>
+          <w:rFonts w:ascii="Times New Roman" w:hAnsi="Times New Roman" w:cs="Times New Roman"/>
+        </w:rPr>
+        <w:t>R1 : (BODY TEMPERATURE=warm blooded) &amp;&amp; (skin cover=hair) &amp;&amp; (give birth=yes) &amp;&amp; (aquatic creature=no) &amp;&amp; (aerial creature=no) &amp;&amp; (Has Legs=yes) &amp;&amp; (H=no) = mammals</w:t>
+      </w:r>
+    </w:p>
+    <w:p>
+      <w:pPr>
+        <w:pStyle w:val="ListParagraph"/>
+        <w:ind w:left="1440"/>
+        <w:rPr>
+          <w:rFonts w:ascii="Times New Roman" w:hAnsi="Times New Roman" w:cs="Times New Roman"/>
+        </w:rPr>
+      </w:pPr>
+      <w:r>
+        <w:rPr>
+          <w:rFonts w:ascii="Times New Roman" w:hAnsi="Times New Roman" w:cs="Times New Roman"/>
+        </w:rPr>
         <w:lastRenderedPageBreak/>
-        <w:t>Mammals: 5, reptiles: 3, fishes: 3, amphibians: 2, birds: 2</w:t>
-      </w:r>
-    </w:p>
-    <w:p>
-      <w:pPr>
-        <w:pStyle w:val="ListParagraph"/>
-        <w:ind w:left="1440"/>
-        <w:rPr>
-          <w:rFonts w:ascii="Times New Roman" w:hAnsi="Times New Roman" w:cs="Times New Roman"/>
-        </w:rPr>
-      </w:pPr>
-      <w:r>
-        <w:rPr>
-          <w:rFonts w:ascii="Times New Roman" w:hAnsi="Times New Roman" w:cs="Times New Roman"/>
-        </w:rPr>
-        <w:t>*</w:t>
-      </w:r>
-      <w:r>
-        <w:rPr>
-          <w:rFonts w:ascii="Times New Roman" w:hAnsi="Times New Roman" w:cs="Times New Roman"/>
-        </w:rPr>
-        <w:t>Hibernates(H)</w:t>
-      </w:r>
-    </w:p>
-    <w:p>
-      <w:pPr>
-        <w:pStyle w:val="ListParagraph"/>
-        <w:ind w:left="1440"/>
-        <w:rPr>
-          <w:rFonts w:ascii="Times New Roman" w:hAnsi="Times New Roman" w:cs="Times New Roman"/>
-        </w:rPr>
-      </w:pPr>
-    </w:p>
-    <w:p>
-      <w:pPr>
-        <w:pStyle w:val="ListParagraph"/>
-        <w:ind w:left="1440"/>
-        <w:rPr>
-          <w:rFonts w:ascii="Times New Roman" w:hAnsi="Times New Roman" w:cs="Times New Roman"/>
-        </w:rPr>
-      </w:pPr>
-      <w:r>
-        <w:rPr>
-          <w:rFonts w:ascii="Times New Roman" w:hAnsi="Times New Roman" w:cs="Times New Roman"/>
-        </w:rPr>
-        <w:t>R</w:t>
-      </w:r>
-      <w:proofErr w:type="gramStart"/>
-      <w:r>
-        <w:rPr>
-          <w:rFonts w:ascii="Times New Roman" w:hAnsi="Times New Roman" w:cs="Times New Roman"/>
-        </w:rPr>
-        <w:t>1 :</w:t>
-      </w:r>
-      <w:proofErr w:type="gramEnd"/>
-      <w:r>
-        <w:rPr>
-          <w:rFonts w:ascii="Times New Roman" w:hAnsi="Times New Roman" w:cs="Times New Roman"/>
-        </w:rPr>
-        <w:t xml:space="preserve"> (</w:t>
-      </w:r>
-      <w:r>
-        <w:rPr>
-          <w:rFonts w:ascii="Times New Roman" w:hAnsi="Times New Roman" w:cs="Times New Roman"/>
-        </w:rPr>
-        <w:t>BODY TEMPERATURE</w:t>
-      </w:r>
-      <w:r>
-        <w:rPr>
-          <w:rFonts w:ascii="Times New Roman" w:hAnsi="Times New Roman" w:cs="Times New Roman"/>
-        </w:rPr>
-        <w:t>=warm blooded) &amp;&amp; (</w:t>
-      </w:r>
-      <w:r>
-        <w:rPr>
-          <w:rFonts w:ascii="Times New Roman" w:hAnsi="Times New Roman" w:cs="Times New Roman"/>
-        </w:rPr>
-        <w:t>skin cover</w:t>
-      </w:r>
-      <w:r>
-        <w:rPr>
-          <w:rFonts w:ascii="Times New Roman" w:hAnsi="Times New Roman" w:cs="Times New Roman"/>
-        </w:rPr>
-        <w:t>=hair) &amp;&amp; (</w:t>
-      </w:r>
-      <w:r>
-        <w:rPr>
-          <w:rFonts w:ascii="Times New Roman" w:hAnsi="Times New Roman" w:cs="Times New Roman"/>
-        </w:rPr>
-        <w:t>give birth</w:t>
-      </w:r>
-      <w:r>
-        <w:rPr>
-          <w:rFonts w:ascii="Times New Roman" w:hAnsi="Times New Roman" w:cs="Times New Roman"/>
-        </w:rPr>
-        <w:t>=yes) &amp;&amp; (</w:t>
-      </w:r>
-      <w:r>
-        <w:rPr>
-          <w:rFonts w:ascii="Times New Roman" w:hAnsi="Times New Roman" w:cs="Times New Roman"/>
-        </w:rPr>
-        <w:t>aquatic creature</w:t>
-      </w:r>
-      <w:r>
-        <w:rPr>
-          <w:rFonts w:ascii="Times New Roman" w:hAnsi="Times New Roman" w:cs="Times New Roman"/>
-        </w:rPr>
-        <w:t>=no) &amp;&amp; (</w:t>
-      </w:r>
-      <w:r>
-        <w:rPr>
-          <w:rFonts w:ascii="Times New Roman" w:hAnsi="Times New Roman" w:cs="Times New Roman"/>
-        </w:rPr>
-        <w:t>aerial creature</w:t>
-      </w:r>
-      <w:r>
-        <w:rPr>
-          <w:rFonts w:ascii="Times New Roman" w:hAnsi="Times New Roman" w:cs="Times New Roman"/>
-        </w:rPr>
-        <w:t>=no) &amp;&amp; (</w:t>
-      </w:r>
-      <w:r>
-        <w:rPr>
-          <w:rFonts w:ascii="Times New Roman" w:hAnsi="Times New Roman" w:cs="Times New Roman"/>
-        </w:rPr>
-        <w:t>Has Legs</w:t>
-      </w:r>
-      <w:r>
-        <w:rPr>
-          <w:rFonts w:ascii="Times New Roman" w:hAnsi="Times New Roman" w:cs="Times New Roman"/>
-        </w:rPr>
-        <w:t>=yes) &amp;&amp; (H=no) = mammals</w:t>
-      </w:r>
-    </w:p>
-    <w:p>
-      <w:pPr>
-        <w:pStyle w:val="ListParagraph"/>
-        <w:ind w:left="1440"/>
-        <w:rPr>
-          <w:rFonts w:ascii="Times New Roman" w:hAnsi="Times New Roman" w:cs="Times New Roman"/>
-        </w:rPr>
-      </w:pPr>
-      <w:r>
-        <w:rPr>
-          <w:rFonts w:ascii="Times New Roman" w:hAnsi="Times New Roman" w:cs="Times New Roman"/>
-        </w:rPr>
-        <w:t>R</w:t>
-      </w:r>
-      <w:proofErr w:type="gramStart"/>
-      <w:r>
-        <w:rPr>
-          <w:rFonts w:ascii="Times New Roman" w:hAnsi="Times New Roman" w:cs="Times New Roman"/>
-        </w:rPr>
-        <w:t>2 :</w:t>
-      </w:r>
-      <w:proofErr w:type="gramEnd"/>
-      <w:r>
-        <w:rPr>
-          <w:rFonts w:ascii="Times New Roman" w:hAnsi="Times New Roman" w:cs="Times New Roman"/>
-        </w:rPr>
-        <w:t xml:space="preserve"> (</w:t>
-      </w:r>
-      <w:r>
-        <w:rPr>
-          <w:rFonts w:ascii="Times New Roman" w:hAnsi="Times New Roman" w:cs="Times New Roman"/>
-        </w:rPr>
-        <w:t>BODY TEMPERATURE</w:t>
-      </w:r>
-      <w:r>
-        <w:rPr>
-          <w:rFonts w:ascii="Times New Roman" w:hAnsi="Times New Roman" w:cs="Times New Roman"/>
-        </w:rPr>
-        <w:t>=warm blooded) &amp;&amp; (</w:t>
-      </w:r>
-      <w:r>
-        <w:rPr>
-          <w:rFonts w:ascii="Times New Roman" w:hAnsi="Times New Roman" w:cs="Times New Roman"/>
-        </w:rPr>
-        <w:t>skin cover</w:t>
-      </w:r>
-      <w:r>
-        <w:rPr>
-          <w:rFonts w:ascii="Times New Roman" w:hAnsi="Times New Roman" w:cs="Times New Roman"/>
-        </w:rPr>
-        <w:t>=hair) &amp;&amp; (</w:t>
-      </w:r>
-      <w:r>
-        <w:rPr>
-          <w:rFonts w:ascii="Times New Roman" w:hAnsi="Times New Roman" w:cs="Times New Roman"/>
-        </w:rPr>
-        <w:t>give birth</w:t>
-      </w:r>
-      <w:r>
-        <w:rPr>
-          <w:rFonts w:ascii="Times New Roman" w:hAnsi="Times New Roman" w:cs="Times New Roman"/>
-        </w:rPr>
-        <w:t>=yes) &amp;&amp; (</w:t>
-      </w:r>
-      <w:r>
-        <w:rPr>
-          <w:rFonts w:ascii="Times New Roman" w:hAnsi="Times New Roman" w:cs="Times New Roman"/>
-        </w:rPr>
-        <w:t>aquatic creature</w:t>
-      </w:r>
-      <w:r>
-        <w:rPr>
-          <w:rFonts w:ascii="Times New Roman" w:hAnsi="Times New Roman" w:cs="Times New Roman"/>
-        </w:rPr>
-        <w:t>=yes) &amp;&amp; (</w:t>
-      </w:r>
-      <w:r>
-        <w:rPr>
-          <w:rFonts w:ascii="Times New Roman" w:hAnsi="Times New Roman" w:cs="Times New Roman"/>
-        </w:rPr>
-        <w:t>aerial creature</w:t>
-      </w:r>
-      <w:r>
-        <w:rPr>
-          <w:rFonts w:ascii="Times New Roman" w:hAnsi="Times New Roman" w:cs="Times New Roman"/>
-        </w:rPr>
-        <w:t>=no) &amp;&amp; (</w:t>
-      </w:r>
-      <w:r>
-        <w:rPr>
-          <w:rFonts w:ascii="Times New Roman" w:hAnsi="Times New Roman" w:cs="Times New Roman"/>
-        </w:rPr>
-        <w:t>Has Legs</w:t>
-      </w:r>
-      <w:r>
-        <w:rPr>
-          <w:rFonts w:ascii="Times New Roman" w:hAnsi="Times New Roman" w:cs="Times New Roman"/>
-        </w:rPr>
-        <w:t>=no) &amp;&amp; (H=no) = mammals</w:t>
-      </w:r>
-    </w:p>
-    <w:p>
-      <w:pPr>
-        <w:pStyle w:val="ListParagraph"/>
-        <w:ind w:left="1440"/>
-        <w:rPr>
-          <w:rFonts w:ascii="Times New Roman" w:hAnsi="Times New Roman" w:cs="Times New Roman"/>
-        </w:rPr>
-      </w:pPr>
-      <w:r>
-        <w:rPr>
-          <w:rFonts w:ascii="Times New Roman" w:hAnsi="Times New Roman" w:cs="Times New Roman"/>
-        </w:rPr>
-        <w:t>R</w:t>
-      </w:r>
-      <w:proofErr w:type="gramStart"/>
-      <w:r>
-        <w:rPr>
-          <w:rFonts w:ascii="Times New Roman" w:hAnsi="Times New Roman" w:cs="Times New Roman"/>
-        </w:rPr>
-        <w:t>3 :</w:t>
-      </w:r>
-      <w:proofErr w:type="gramEnd"/>
-      <w:r>
-        <w:rPr>
-          <w:rFonts w:ascii="Times New Roman" w:hAnsi="Times New Roman" w:cs="Times New Roman"/>
-        </w:rPr>
-        <w:t xml:space="preserve"> (</w:t>
-      </w:r>
-      <w:r>
-        <w:rPr>
-          <w:rFonts w:ascii="Times New Roman" w:hAnsi="Times New Roman" w:cs="Times New Roman"/>
-        </w:rPr>
-        <w:t>BODY TEMPERATURE</w:t>
-      </w:r>
-      <w:r>
-        <w:rPr>
-          <w:rFonts w:ascii="Times New Roman" w:hAnsi="Times New Roman" w:cs="Times New Roman"/>
-        </w:rPr>
-        <w:t>=warm blooded) &amp;&amp; (</w:t>
-      </w:r>
-      <w:r>
-        <w:rPr>
-          <w:rFonts w:ascii="Times New Roman" w:hAnsi="Times New Roman" w:cs="Times New Roman"/>
-        </w:rPr>
-        <w:t>skin cover</w:t>
-      </w:r>
-      <w:r>
-        <w:rPr>
-          <w:rFonts w:ascii="Times New Roman" w:hAnsi="Times New Roman" w:cs="Times New Roman"/>
-        </w:rPr>
-        <w:t>=hair) &amp;&amp; (</w:t>
-      </w:r>
-      <w:r>
-        <w:rPr>
-          <w:rFonts w:ascii="Times New Roman" w:hAnsi="Times New Roman" w:cs="Times New Roman"/>
-        </w:rPr>
-        <w:t>give birth</w:t>
-      </w:r>
-      <w:r>
-        <w:rPr>
-          <w:rFonts w:ascii="Times New Roman" w:hAnsi="Times New Roman" w:cs="Times New Roman"/>
-        </w:rPr>
-        <w:t>=yes) &amp;&amp; (</w:t>
-      </w:r>
-      <w:r>
-        <w:rPr>
-          <w:rFonts w:ascii="Times New Roman" w:hAnsi="Times New Roman" w:cs="Times New Roman"/>
-        </w:rPr>
-        <w:t>aquatic creature</w:t>
-      </w:r>
-      <w:r>
-        <w:rPr>
-          <w:rFonts w:ascii="Times New Roman" w:hAnsi="Times New Roman" w:cs="Times New Roman"/>
-        </w:rPr>
-        <w:t>=no) &amp;&amp; (</w:t>
-      </w:r>
-      <w:r>
-        <w:rPr>
-          <w:rFonts w:ascii="Times New Roman" w:hAnsi="Times New Roman" w:cs="Times New Roman"/>
-        </w:rPr>
-        <w:t>aerial creature</w:t>
-      </w:r>
-      <w:r>
-        <w:rPr>
-          <w:rFonts w:ascii="Times New Roman" w:hAnsi="Times New Roman" w:cs="Times New Roman"/>
-        </w:rPr>
-        <w:t>=yes) &amp;&amp; (</w:t>
-      </w:r>
-      <w:r>
-        <w:rPr>
-          <w:rFonts w:ascii="Times New Roman" w:hAnsi="Times New Roman" w:cs="Times New Roman"/>
-        </w:rPr>
-        <w:t>Has Legs</w:t>
-      </w:r>
-      <w:r>
-        <w:rPr>
-          <w:rFonts w:ascii="Times New Roman" w:hAnsi="Times New Roman" w:cs="Times New Roman"/>
-        </w:rPr>
-        <w:t>=yes) &amp;&amp; (H=yes) = mammals</w:t>
-      </w:r>
-    </w:p>
-    <w:p>
-      <w:pPr>
-        <w:pStyle w:val="ListParagraph"/>
-        <w:ind w:left="1440"/>
-        <w:rPr>
-          <w:rFonts w:ascii="Times New Roman" w:hAnsi="Times New Roman" w:cs="Times New Roman"/>
-        </w:rPr>
-      </w:pPr>
-      <w:r>
-        <w:rPr>
-          <w:rFonts w:ascii="Times New Roman" w:hAnsi="Times New Roman" w:cs="Times New Roman"/>
-        </w:rPr>
-        <w:t>R</w:t>
-      </w:r>
-      <w:proofErr w:type="gramStart"/>
-      <w:r>
-        <w:rPr>
-          <w:rFonts w:ascii="Times New Roman" w:hAnsi="Times New Roman" w:cs="Times New Roman"/>
-        </w:rPr>
-        <w:t>4 :</w:t>
-      </w:r>
-      <w:proofErr w:type="gramEnd"/>
-      <w:r>
-        <w:rPr>
-          <w:rFonts w:ascii="Times New Roman" w:hAnsi="Times New Roman" w:cs="Times New Roman"/>
-        </w:rPr>
-        <w:t xml:space="preserve"> (</w:t>
-      </w:r>
-      <w:r>
-        <w:rPr>
-          <w:rFonts w:ascii="Times New Roman" w:hAnsi="Times New Roman" w:cs="Times New Roman"/>
-        </w:rPr>
-        <w:t>BODY TEMPERATURE</w:t>
-      </w:r>
-      <w:r>
-        <w:rPr>
-          <w:rFonts w:ascii="Times New Roman" w:hAnsi="Times New Roman" w:cs="Times New Roman"/>
-        </w:rPr>
-        <w:t>=warm blooded) &amp;&amp; (</w:t>
-      </w:r>
-      <w:r>
-        <w:rPr>
-          <w:rFonts w:ascii="Times New Roman" w:hAnsi="Times New Roman" w:cs="Times New Roman"/>
-        </w:rPr>
-        <w:t>skin cover</w:t>
-      </w:r>
-      <w:r>
-        <w:rPr>
-          <w:rFonts w:ascii="Times New Roman" w:hAnsi="Times New Roman" w:cs="Times New Roman"/>
-        </w:rPr>
-        <w:t>=fur) &amp;&amp; (</w:t>
-      </w:r>
-      <w:r>
-        <w:rPr>
-          <w:rFonts w:ascii="Times New Roman" w:hAnsi="Times New Roman" w:cs="Times New Roman"/>
-        </w:rPr>
-        <w:t>give birth</w:t>
-      </w:r>
-      <w:r>
-        <w:rPr>
-          <w:rFonts w:ascii="Times New Roman" w:hAnsi="Times New Roman" w:cs="Times New Roman"/>
-        </w:rPr>
-        <w:t>=yes) &amp;&amp; (</w:t>
-      </w:r>
-      <w:r>
-        <w:rPr>
-          <w:rFonts w:ascii="Times New Roman" w:hAnsi="Times New Roman" w:cs="Times New Roman"/>
-        </w:rPr>
-        <w:t>aquatic creature</w:t>
-      </w:r>
-      <w:r>
-        <w:rPr>
-          <w:rFonts w:ascii="Times New Roman" w:hAnsi="Times New Roman" w:cs="Times New Roman"/>
-        </w:rPr>
-        <w:t>=no) &amp;&amp; (</w:t>
-      </w:r>
-      <w:r>
-        <w:rPr>
-          <w:rFonts w:ascii="Times New Roman" w:hAnsi="Times New Roman" w:cs="Times New Roman"/>
-        </w:rPr>
-        <w:t>aerial creature</w:t>
-      </w:r>
-      <w:r>
-        <w:rPr>
-          <w:rFonts w:ascii="Times New Roman" w:hAnsi="Times New Roman" w:cs="Times New Roman"/>
-        </w:rPr>
-        <w:t>=no) &amp;&amp; (</w:t>
-      </w:r>
-      <w:r>
-        <w:rPr>
-          <w:rFonts w:ascii="Times New Roman" w:hAnsi="Times New Roman" w:cs="Times New Roman"/>
-        </w:rPr>
-        <w:t>Has Legs</w:t>
-      </w:r>
-      <w:r>
-        <w:rPr>
-          <w:rFonts w:ascii="Times New Roman" w:hAnsi="Times New Roman" w:cs="Times New Roman"/>
-        </w:rPr>
-        <w:t>=yes) &amp;&amp; (H=no) = mammals</w:t>
-      </w:r>
-    </w:p>
-    <w:p>
-      <w:pPr>
-        <w:pStyle w:val="ListParagraph"/>
-        <w:ind w:left="1440"/>
-        <w:rPr>
-          <w:rFonts w:ascii="Times New Roman" w:hAnsi="Times New Roman" w:cs="Times New Roman"/>
-        </w:rPr>
-      </w:pPr>
-      <w:r>
-        <w:rPr>
-          <w:rFonts w:ascii="Times New Roman" w:hAnsi="Times New Roman" w:cs="Times New Roman"/>
-        </w:rPr>
-        <w:t>R</w:t>
-      </w:r>
-      <w:proofErr w:type="gramStart"/>
-      <w:r>
-        <w:rPr>
-          <w:rFonts w:ascii="Times New Roman" w:hAnsi="Times New Roman" w:cs="Times New Roman"/>
-        </w:rPr>
-        <w:t>5 :</w:t>
-      </w:r>
-      <w:proofErr w:type="gramEnd"/>
-      <w:r>
-        <w:rPr>
-          <w:rFonts w:ascii="Times New Roman" w:hAnsi="Times New Roman" w:cs="Times New Roman"/>
-        </w:rPr>
-        <w:t xml:space="preserve"> (</w:t>
-      </w:r>
-      <w:r>
-        <w:rPr>
-          <w:rFonts w:ascii="Times New Roman" w:hAnsi="Times New Roman" w:cs="Times New Roman"/>
-        </w:rPr>
-        <w:t>BODY TEMPERATURE</w:t>
-      </w:r>
-      <w:r>
-        <w:rPr>
-          <w:rFonts w:ascii="Times New Roman" w:hAnsi="Times New Roman" w:cs="Times New Roman"/>
-        </w:rPr>
-        <w:t>=warm blooded) &amp;&amp; (</w:t>
-      </w:r>
-      <w:r>
-        <w:rPr>
-          <w:rFonts w:ascii="Times New Roman" w:hAnsi="Times New Roman" w:cs="Times New Roman"/>
-        </w:rPr>
-        <w:t>skin cover</w:t>
-      </w:r>
-      <w:r>
-        <w:rPr>
-          <w:rFonts w:ascii="Times New Roman" w:hAnsi="Times New Roman" w:cs="Times New Roman"/>
-        </w:rPr>
-        <w:t>=quills) &amp;&amp; (</w:t>
-      </w:r>
-      <w:r>
-        <w:rPr>
-          <w:rFonts w:ascii="Times New Roman" w:hAnsi="Times New Roman" w:cs="Times New Roman"/>
-        </w:rPr>
-        <w:t>give birth</w:t>
-      </w:r>
-      <w:r>
-        <w:rPr>
-          <w:rFonts w:ascii="Times New Roman" w:hAnsi="Times New Roman" w:cs="Times New Roman"/>
-        </w:rPr>
-        <w:t>=yes) &amp;&amp; (</w:t>
-      </w:r>
-      <w:r>
-        <w:rPr>
-          <w:rFonts w:ascii="Times New Roman" w:hAnsi="Times New Roman" w:cs="Times New Roman"/>
-        </w:rPr>
-        <w:t>aquatic creature</w:t>
-      </w:r>
-      <w:r>
-        <w:rPr>
-          <w:rFonts w:ascii="Times New Roman" w:hAnsi="Times New Roman" w:cs="Times New Roman"/>
-        </w:rPr>
-        <w:t>=no) &amp;&amp; (</w:t>
-      </w:r>
-      <w:r>
-        <w:rPr>
-          <w:rFonts w:ascii="Times New Roman" w:hAnsi="Times New Roman" w:cs="Times New Roman"/>
-        </w:rPr>
-        <w:t>aerial creature</w:t>
-      </w:r>
-      <w:r>
-        <w:rPr>
-          <w:rFonts w:ascii="Times New Roman" w:hAnsi="Times New Roman" w:cs="Times New Roman"/>
-        </w:rPr>
-        <w:t>=no) &amp;&amp; (</w:t>
-      </w:r>
-      <w:r>
-        <w:rPr>
-          <w:rFonts w:ascii="Times New Roman" w:hAnsi="Times New Roman" w:cs="Times New Roman"/>
-        </w:rPr>
-        <w:t>Has Legs</w:t>
-      </w:r>
-      <w:r>
-        <w:rPr>
-          <w:rFonts w:ascii="Times New Roman" w:hAnsi="Times New Roman" w:cs="Times New Roman"/>
-        </w:rPr>
-        <w:t>=yes) &amp;&amp; (H=yes) = mammals</w:t>
-      </w:r>
-    </w:p>
-    <w:p>
-      <w:pPr>
-        <w:pStyle w:val="ListParagraph"/>
-        <w:ind w:left="1440"/>
-        <w:rPr>
-          <w:rFonts w:ascii="Times New Roman" w:hAnsi="Times New Roman" w:cs="Times New Roman"/>
-        </w:rPr>
-      </w:pPr>
-      <w:r>
-        <w:rPr>
-          <w:rFonts w:ascii="Times New Roman" w:hAnsi="Times New Roman" w:cs="Times New Roman"/>
-        </w:rPr>
-        <w:t>After minimization: (</w:t>
-      </w:r>
-      <w:r>
-        <w:rPr>
-          <w:rFonts w:ascii="Times New Roman" w:hAnsi="Times New Roman" w:cs="Times New Roman"/>
-        </w:rPr>
-        <w:t>give birth</w:t>
-      </w:r>
-      <w:r>
-        <w:rPr>
-          <w:rFonts w:ascii="Times New Roman" w:hAnsi="Times New Roman" w:cs="Times New Roman"/>
-        </w:rPr>
-        <w:t>=yes) = mammals</w:t>
-      </w:r>
-    </w:p>
-    <w:p>
-      <w:pPr>
-        <w:pStyle w:val="ListParagraph"/>
-        <w:ind w:left="1440"/>
-        <w:rPr>
-          <w:rFonts w:ascii="Times New Roman" w:hAnsi="Times New Roman" w:cs="Times New Roman"/>
-        </w:rPr>
-      </w:pPr>
-    </w:p>
-    <w:p>
-      <w:pPr>
-        <w:pStyle w:val="ListParagraph"/>
-        <w:ind w:left="1440"/>
-        <w:rPr>
-          <w:rFonts w:ascii="Times New Roman" w:hAnsi="Times New Roman" w:cs="Times New Roman"/>
-        </w:rPr>
-      </w:pPr>
-    </w:p>
-    <w:p>
-      <w:pPr>
-        <w:pStyle w:val="ListParagraph"/>
-        <w:ind w:left="1440"/>
-        <w:rPr>
-          <w:rFonts w:ascii="Times New Roman" w:hAnsi="Times New Roman" w:cs="Times New Roman"/>
-        </w:rPr>
-      </w:pPr>
-      <w:r>
-        <w:rPr>
-          <w:rFonts w:ascii="Times New Roman" w:hAnsi="Times New Roman" w:cs="Times New Roman"/>
-        </w:rPr>
-        <w:t>R</w:t>
-      </w:r>
-      <w:proofErr w:type="gramStart"/>
-      <w:r>
-        <w:rPr>
-          <w:rFonts w:ascii="Times New Roman" w:hAnsi="Times New Roman" w:cs="Times New Roman"/>
-        </w:rPr>
-        <w:t>6 :</w:t>
-      </w:r>
-      <w:proofErr w:type="gramEnd"/>
-      <w:r>
-        <w:rPr>
-          <w:rFonts w:ascii="Times New Roman" w:hAnsi="Times New Roman" w:cs="Times New Roman"/>
-        </w:rPr>
-        <w:t xml:space="preserve"> (</w:t>
-      </w:r>
-      <w:r>
-        <w:rPr>
-          <w:rFonts w:ascii="Times New Roman" w:hAnsi="Times New Roman" w:cs="Times New Roman"/>
-        </w:rPr>
-        <w:t>BODY TEMPERATURE</w:t>
-      </w:r>
-      <w:r>
-        <w:rPr>
-          <w:rFonts w:ascii="Times New Roman" w:hAnsi="Times New Roman" w:cs="Times New Roman"/>
-        </w:rPr>
-        <w:t>=warm blooded) &amp;&amp; (</w:t>
-      </w:r>
-      <w:r>
-        <w:rPr>
-          <w:rFonts w:ascii="Times New Roman" w:hAnsi="Times New Roman" w:cs="Times New Roman"/>
-        </w:rPr>
-        <w:t>skin cover</w:t>
-      </w:r>
-      <w:r>
-        <w:rPr>
-          <w:rFonts w:ascii="Times New Roman" w:hAnsi="Times New Roman" w:cs="Times New Roman"/>
-        </w:rPr>
-        <w:t>=feathers) &amp;&amp; (</w:t>
-      </w:r>
-      <w:r>
-        <w:rPr>
-          <w:rFonts w:ascii="Times New Roman" w:hAnsi="Times New Roman" w:cs="Times New Roman"/>
-        </w:rPr>
-        <w:t>give birth</w:t>
-      </w:r>
-      <w:r>
-        <w:rPr>
-          <w:rFonts w:ascii="Times New Roman" w:hAnsi="Times New Roman" w:cs="Times New Roman"/>
-        </w:rPr>
-        <w:t>=no) &amp;&amp; (</w:t>
-      </w:r>
-      <w:r>
-        <w:rPr>
-          <w:rFonts w:ascii="Times New Roman" w:hAnsi="Times New Roman" w:cs="Times New Roman"/>
-        </w:rPr>
-        <w:t>aquatic creature</w:t>
-      </w:r>
-      <w:r>
-        <w:rPr>
-          <w:rFonts w:ascii="Times New Roman" w:hAnsi="Times New Roman" w:cs="Times New Roman"/>
-        </w:rPr>
-        <w:t>=no) &amp;&amp; (</w:t>
-      </w:r>
-      <w:r>
-        <w:rPr>
-          <w:rFonts w:ascii="Times New Roman" w:hAnsi="Times New Roman" w:cs="Times New Roman"/>
-        </w:rPr>
-        <w:t>aerial creature</w:t>
-      </w:r>
-      <w:r>
-        <w:rPr>
-          <w:rFonts w:ascii="Times New Roman" w:hAnsi="Times New Roman" w:cs="Times New Roman"/>
-        </w:rPr>
-        <w:t>=yes) &amp;&amp; (</w:t>
-      </w:r>
-      <w:r>
-        <w:rPr>
-          <w:rFonts w:ascii="Times New Roman" w:hAnsi="Times New Roman" w:cs="Times New Roman"/>
-        </w:rPr>
-        <w:t>Has Legs</w:t>
-      </w:r>
-      <w:r>
-        <w:rPr>
-          <w:rFonts w:ascii="Times New Roman" w:hAnsi="Times New Roman" w:cs="Times New Roman"/>
-        </w:rPr>
-        <w:t>=yes) &amp;&amp; (H=no) = birds</w:t>
-      </w:r>
-    </w:p>
-    <w:p>
-      <w:pPr>
-        <w:pStyle w:val="ListParagraph"/>
-        <w:ind w:left="1440"/>
-        <w:rPr>
-          <w:rFonts w:ascii="Times New Roman" w:hAnsi="Times New Roman" w:cs="Times New Roman"/>
-        </w:rPr>
-      </w:pPr>
-      <w:r>
-        <w:rPr>
-          <w:rFonts w:ascii="Times New Roman" w:hAnsi="Times New Roman" w:cs="Times New Roman"/>
-        </w:rPr>
-        <w:t>R</w:t>
-      </w:r>
-      <w:proofErr w:type="gramStart"/>
-      <w:r>
-        <w:rPr>
-          <w:rFonts w:ascii="Times New Roman" w:hAnsi="Times New Roman" w:cs="Times New Roman"/>
-        </w:rPr>
-        <w:t>7 :</w:t>
-      </w:r>
-      <w:proofErr w:type="gramEnd"/>
-      <w:r>
-        <w:rPr>
-          <w:rFonts w:ascii="Times New Roman" w:hAnsi="Times New Roman" w:cs="Times New Roman"/>
-        </w:rPr>
-        <w:t xml:space="preserve"> (</w:t>
-      </w:r>
-      <w:r>
-        <w:rPr>
-          <w:rFonts w:ascii="Times New Roman" w:hAnsi="Times New Roman" w:cs="Times New Roman"/>
-        </w:rPr>
-        <w:t>BODY TEMPERATURE</w:t>
-      </w:r>
-      <w:r>
-        <w:rPr>
-          <w:rFonts w:ascii="Times New Roman" w:hAnsi="Times New Roman" w:cs="Times New Roman"/>
-        </w:rPr>
-        <w:t>=warm blooded) &amp;&amp; (</w:t>
-      </w:r>
-      <w:r>
-        <w:rPr>
-          <w:rFonts w:ascii="Times New Roman" w:hAnsi="Times New Roman" w:cs="Times New Roman"/>
-        </w:rPr>
-        <w:t>skin cover</w:t>
-      </w:r>
-      <w:r>
-        <w:rPr>
-          <w:rFonts w:ascii="Times New Roman" w:hAnsi="Times New Roman" w:cs="Times New Roman"/>
-        </w:rPr>
-        <w:t>=feathers) &amp;&amp; (</w:t>
-      </w:r>
-      <w:r>
-        <w:rPr>
-          <w:rFonts w:ascii="Times New Roman" w:hAnsi="Times New Roman" w:cs="Times New Roman"/>
-        </w:rPr>
-        <w:t>give birth</w:t>
-      </w:r>
-      <w:r>
-        <w:rPr>
-          <w:rFonts w:ascii="Times New Roman" w:hAnsi="Times New Roman" w:cs="Times New Roman"/>
-        </w:rPr>
-        <w:t>=no) &amp;&amp; (</w:t>
-      </w:r>
-      <w:r>
-        <w:rPr>
-          <w:rFonts w:ascii="Times New Roman" w:hAnsi="Times New Roman" w:cs="Times New Roman"/>
-        </w:rPr>
-        <w:t>aquatic creature</w:t>
-      </w:r>
-      <w:r>
-        <w:rPr>
-          <w:rFonts w:ascii="Times New Roman" w:hAnsi="Times New Roman" w:cs="Times New Roman"/>
-        </w:rPr>
-        <w:t>=semi) &amp;&amp; (</w:t>
-      </w:r>
-      <w:r>
-        <w:rPr>
-          <w:rFonts w:ascii="Times New Roman" w:hAnsi="Times New Roman" w:cs="Times New Roman"/>
-        </w:rPr>
-        <w:t>aerial creature</w:t>
-      </w:r>
-      <w:r>
-        <w:rPr>
-          <w:rFonts w:ascii="Times New Roman" w:hAnsi="Times New Roman" w:cs="Times New Roman"/>
-        </w:rPr>
-        <w:t>=no) &amp;&amp; (</w:t>
-      </w:r>
-      <w:r>
-        <w:rPr>
-          <w:rFonts w:ascii="Times New Roman" w:hAnsi="Times New Roman" w:cs="Times New Roman"/>
-        </w:rPr>
-        <w:t>Has Legs</w:t>
-      </w:r>
-      <w:r>
-        <w:rPr>
-          <w:rFonts w:ascii="Times New Roman" w:hAnsi="Times New Roman" w:cs="Times New Roman"/>
-        </w:rPr>
-        <w:t>=yes) &amp;&amp; (H=no) = birds</w:t>
+        <w:t>R2 : (BODY TEMPERATURE=warm blooded) &amp;&amp; (skin cover=hair) &amp;&amp; (give birth=yes) &amp;&amp; (aquatic creature=yes) &amp;&amp; (aerial creature=no) &amp;&amp; (Has Legs=no) &amp;&amp; (H=no) = mammals</w:t>
+      </w:r>
+    </w:p>
+    <w:p>
+      <w:pPr>
+        <w:pStyle w:val="ListParagraph"/>
+        <w:ind w:left="1440"/>
+        <w:rPr>
+          <w:rFonts w:ascii="Times New Roman" w:hAnsi="Times New Roman" w:cs="Times New Roman"/>
+        </w:rPr>
+      </w:pPr>
+      <w:r>
+        <w:rPr>
+          <w:rFonts w:ascii="Times New Roman" w:hAnsi="Times New Roman" w:cs="Times New Roman"/>
+        </w:rPr>
+        <w:t>R3 : (BODY TEMPERATURE=warm blooded) &amp;&amp; (skin cover=hair) &amp;&amp; (give birth=yes) &amp;&amp; (aquatic creature=no) &amp;&amp; (aerial creature=yes) &amp;&amp; (Has Legs=yes) &amp;&amp; (H=yes) = mammals</w:t>
+      </w:r>
+    </w:p>
+    <w:p>
+      <w:pPr>
+        <w:pStyle w:val="ListParagraph"/>
+        <w:ind w:left="1440"/>
+        <w:rPr>
+          <w:rFonts w:ascii="Times New Roman" w:hAnsi="Times New Roman" w:cs="Times New Roman"/>
+        </w:rPr>
+      </w:pPr>
+      <w:r>
+        <w:rPr>
+          <w:rFonts w:ascii="Times New Roman" w:hAnsi="Times New Roman" w:cs="Times New Roman"/>
+        </w:rPr>
+        <w:t>R4 : (BODY TEMPERATURE=warm blooded) &amp;&amp; (skin cover=fur) &amp;&amp; (give birth=yes) &amp;&amp; (aquatic creature=no) &amp;&amp; (aerial creature=no) &amp;&amp; (Has Legs=yes) &amp;&amp; (H=no) = mammals</w:t>
+      </w:r>
+    </w:p>
+    <w:p>
+      <w:pPr>
+        <w:pStyle w:val="ListParagraph"/>
+        <w:ind w:left="1440"/>
+        <w:rPr>
+          <w:rFonts w:ascii="Times New Roman" w:hAnsi="Times New Roman" w:cs="Times New Roman"/>
+        </w:rPr>
+      </w:pPr>
+      <w:r>
+        <w:rPr>
+          <w:rFonts w:ascii="Times New Roman" w:hAnsi="Times New Roman" w:cs="Times New Roman"/>
+        </w:rPr>
+        <w:t>R5 : (BODY TEMPERATURE=warm blooded) &amp;&amp; (skin cover=quills) &amp;&amp; (give birth=yes) &amp;&amp; (aquatic creature=no) &amp;&amp; (aerial creature=no) &amp;&amp; (Has Legs=yes) &amp;&amp; (H=yes) = mammals</w:t>
+      </w:r>
+    </w:p>
+    <w:p>
+      <w:pPr>
+        <w:pStyle w:val="ListParagraph"/>
+        <w:ind w:left="1440"/>
+        <w:rPr>
+          <w:rFonts w:ascii="Times New Roman" w:hAnsi="Times New Roman" w:cs="Times New Roman"/>
+        </w:rPr>
+      </w:pPr>
+      <w:r>
+        <w:rPr>
+          <w:rFonts w:ascii="Times New Roman" w:hAnsi="Times New Roman" w:cs="Times New Roman"/>
+        </w:rPr>
+        <w:t>After minimization: (give birth=yes) = mammals</w:t>
+      </w:r>
+    </w:p>
+    <w:p>
+      <w:pPr>
+        <w:pStyle w:val="ListParagraph"/>
+        <w:ind w:left="1440"/>
+        <w:rPr>
+          <w:rFonts w:ascii="Times New Roman" w:hAnsi="Times New Roman" w:cs="Times New Roman"/>
+        </w:rPr>
+      </w:pPr>
+    </w:p>
+    <w:p>
+      <w:pPr>
+        <w:pStyle w:val="ListParagraph"/>
+        <w:ind w:left="1440"/>
+        <w:rPr>
+          <w:rFonts w:ascii="Times New Roman" w:hAnsi="Times New Roman" w:cs="Times New Roman"/>
+        </w:rPr>
+      </w:pPr>
+    </w:p>
+    <w:p>
+      <w:pPr>
+        <w:pStyle w:val="ListParagraph"/>
+        <w:ind w:left="1440"/>
+        <w:rPr>
+          <w:rFonts w:ascii="Times New Roman" w:hAnsi="Times New Roman" w:cs="Times New Roman"/>
+        </w:rPr>
+      </w:pPr>
+      <w:r>
+        <w:rPr>
+          <w:rFonts w:ascii="Times New Roman" w:hAnsi="Times New Roman" w:cs="Times New Roman"/>
+        </w:rPr>
+        <w:t>R6 : (BODY TEMPERATURE=warm blooded) &amp;&amp; (skin cover=feathers) &amp;&amp; (give birth=no) &amp;&amp; (aquatic creature=no) &amp;&amp; (aerial creature=yes) &amp;&amp; (Has Legs=yes) &amp;&amp; (H=no) = birds</w:t>
+      </w:r>
+    </w:p>
+    <w:p>
+      <w:pPr>
+        <w:pStyle w:val="ListParagraph"/>
+        <w:ind w:left="1440"/>
+        <w:rPr>
+          <w:rFonts w:ascii="Times New Roman" w:hAnsi="Times New Roman" w:cs="Times New Roman"/>
+        </w:rPr>
+      </w:pPr>
+      <w:r>
+        <w:rPr>
+          <w:rFonts w:ascii="Times New Roman" w:hAnsi="Times New Roman" w:cs="Times New Roman"/>
+        </w:rPr>
+        <w:t>R7 : (BODY TEMPERATURE=warm blooded) &amp;&amp; (skin cover=feathers) &amp;&amp; (give birth=no) &amp;&amp; (aquatic creature=semi) &amp;&amp; (aerial creature=no) &amp;&amp; (Has Legs=yes) &amp;&amp; (H=no) = birds</w:t>
       </w:r>
     </w:p>
     <w:p>
@@ -2166,1055 +1276,214 @@
         <w:rPr>
           <w:rFonts w:ascii="Times New Roman" w:hAnsi="Times New Roman" w:cs="Times New Roman"/>
         </w:rPr>
-        <w:t>(</w:t>
-      </w:r>
-      <w:proofErr w:type="gramStart"/>
-      <w:r>
-        <w:rPr>
-          <w:rFonts w:ascii="Times New Roman" w:hAnsi="Times New Roman" w:cs="Times New Roman"/>
-        </w:rPr>
-        <w:t>give</w:t>
-      </w:r>
-      <w:proofErr w:type="gramEnd"/>
-      <w:r>
-        <w:rPr>
-          <w:rFonts w:ascii="Times New Roman" w:hAnsi="Times New Roman" w:cs="Times New Roman"/>
-        </w:rPr>
-        <w:t xml:space="preserve"> birth</w:t>
-      </w:r>
-      <w:r>
-        <w:rPr>
-          <w:rFonts w:ascii="Times New Roman" w:hAnsi="Times New Roman" w:cs="Times New Roman"/>
-        </w:rPr>
-        <w:t>=no) &amp;&amp; (</w:t>
-      </w:r>
-      <w:r>
-        <w:rPr>
-          <w:rFonts w:ascii="Times New Roman" w:hAnsi="Times New Roman" w:cs="Times New Roman"/>
-        </w:rPr>
-        <w:t>aquatic creature</w:t>
-      </w:r>
-      <w:r>
-        <w:rPr>
-          <w:rFonts w:ascii="Times New Roman" w:hAnsi="Times New Roman" w:cs="Times New Roman"/>
-        </w:rPr>
-        <w:t xml:space="preserve">=semi) = birds </w:t>
-      </w:r>
-    </w:p>
-    <w:p>
-      <w:pPr>
-        <w:pStyle w:val="ListParagraph"/>
-        <w:ind w:left="1440"/>
-        <w:rPr>
-          <w:rFonts w:ascii="Times New Roman" w:hAnsi="Times New Roman" w:cs="Times New Roman"/>
-        </w:rPr>
-      </w:pPr>
-      <w:r>
-        <w:rPr>
-          <w:rFonts w:ascii="Times New Roman" w:hAnsi="Times New Roman" w:cs="Times New Roman"/>
-        </w:rPr>
-        <w:t>or (</w:t>
-      </w:r>
-      <w:r>
-        <w:rPr>
-          <w:rFonts w:ascii="Times New Roman" w:hAnsi="Times New Roman" w:cs="Times New Roman"/>
-        </w:rPr>
-        <w:t>give birth</w:t>
-      </w:r>
-      <w:r>
-        <w:rPr>
-          <w:rFonts w:ascii="Times New Roman" w:hAnsi="Times New Roman" w:cs="Times New Roman"/>
-        </w:rPr>
-        <w:t>=no) &amp;&amp; (</w:t>
-      </w:r>
-      <w:r>
-        <w:rPr>
-          <w:rFonts w:ascii="Times New Roman" w:hAnsi="Times New Roman" w:cs="Times New Roman"/>
-        </w:rPr>
-        <w:t>aquatic creature</w:t>
-      </w:r>
-      <w:r>
-        <w:rPr>
-          <w:rFonts w:ascii="Times New Roman" w:hAnsi="Times New Roman" w:cs="Times New Roman"/>
-        </w:rPr>
-        <w:t>=no) &amp;&amp; (</w:t>
-      </w:r>
-      <w:r>
-        <w:rPr>
-          <w:rFonts w:ascii="Times New Roman" w:hAnsi="Times New Roman" w:cs="Times New Roman"/>
-        </w:rPr>
-        <w:t>aerial creature</w:t>
-      </w:r>
-      <w:r>
-        <w:rPr>
-          <w:rFonts w:ascii="Times New Roman" w:hAnsi="Times New Roman" w:cs="Times New Roman"/>
-        </w:rPr>
-        <w:t>=yes) = birds</w:t>
-      </w:r>
-    </w:p>
-    <w:p>
-      <w:pPr>
-        <w:pStyle w:val="ListParagraph"/>
-        <w:ind w:left="1440"/>
-        <w:rPr>
-          <w:rFonts w:ascii="Times New Roman" w:hAnsi="Times New Roman" w:cs="Times New Roman"/>
-        </w:rPr>
-      </w:pPr>
-    </w:p>
-    <w:p>
-      <w:pPr>
-        <w:pStyle w:val="ListParagraph"/>
-        <w:ind w:left="1440"/>
-        <w:rPr>
-          <w:rFonts w:ascii="Times New Roman" w:hAnsi="Times New Roman" w:cs="Times New Roman"/>
-        </w:rPr>
-      </w:pPr>
-      <w:r>
-        <w:rPr>
-          <w:rFonts w:ascii="Times New Roman" w:hAnsi="Times New Roman" w:cs="Times New Roman"/>
-        </w:rPr>
-        <w:t>R</w:t>
-      </w:r>
-      <w:proofErr w:type="gramStart"/>
-      <w:r>
-        <w:rPr>
-          <w:rFonts w:ascii="Times New Roman" w:hAnsi="Times New Roman" w:cs="Times New Roman"/>
-        </w:rPr>
-        <w:t>8 :</w:t>
-      </w:r>
-      <w:proofErr w:type="gramEnd"/>
-      <w:r>
-        <w:rPr>
-          <w:rFonts w:ascii="Times New Roman" w:hAnsi="Times New Roman" w:cs="Times New Roman"/>
-        </w:rPr>
-        <w:t xml:space="preserve"> (</w:t>
-      </w:r>
-      <w:r>
-        <w:rPr>
-          <w:rFonts w:ascii="Times New Roman" w:hAnsi="Times New Roman" w:cs="Times New Roman"/>
-        </w:rPr>
-        <w:t>BODY TEMPERATURE</w:t>
-      </w:r>
-      <w:r>
-        <w:rPr>
-          <w:rFonts w:ascii="Times New Roman" w:hAnsi="Times New Roman" w:cs="Times New Roman"/>
-        </w:rPr>
-        <w:t>=cold blooded) &amp;&amp; (</w:t>
-      </w:r>
-      <w:r>
-        <w:rPr>
-          <w:rFonts w:ascii="Times New Roman" w:hAnsi="Times New Roman" w:cs="Times New Roman"/>
-        </w:rPr>
-        <w:t>skin cover</w:t>
-      </w:r>
-      <w:r>
-        <w:rPr>
-          <w:rFonts w:ascii="Times New Roman" w:hAnsi="Times New Roman" w:cs="Times New Roman"/>
-        </w:rPr>
-        <w:t>=scales) &amp;&amp; (</w:t>
-      </w:r>
-      <w:r>
-        <w:rPr>
-          <w:rFonts w:ascii="Times New Roman" w:hAnsi="Times New Roman" w:cs="Times New Roman"/>
-        </w:rPr>
-        <w:t>give birth</w:t>
-      </w:r>
-      <w:r>
-        <w:rPr>
-          <w:rFonts w:ascii="Times New Roman" w:hAnsi="Times New Roman" w:cs="Times New Roman"/>
-        </w:rPr>
-        <w:t>=no) &amp;&amp; (</w:t>
-      </w:r>
-      <w:r>
-        <w:rPr>
-          <w:rFonts w:ascii="Times New Roman" w:hAnsi="Times New Roman" w:cs="Times New Roman"/>
-        </w:rPr>
-        <w:t>aquatic creature</w:t>
-      </w:r>
-      <w:r>
-        <w:rPr>
-          <w:rFonts w:ascii="Times New Roman" w:hAnsi="Times New Roman" w:cs="Times New Roman"/>
-        </w:rPr>
-        <w:t>=no) &amp;&amp; (</w:t>
-      </w:r>
-      <w:r>
-        <w:rPr>
-          <w:rFonts w:ascii="Times New Roman" w:hAnsi="Times New Roman" w:cs="Times New Roman"/>
-        </w:rPr>
-        <w:t>aerial creature</w:t>
-      </w:r>
-      <w:r>
-        <w:rPr>
-          <w:rFonts w:ascii="Times New Roman" w:hAnsi="Times New Roman" w:cs="Times New Roman"/>
-        </w:rPr>
-        <w:t>=no) &amp;&amp; (</w:t>
-      </w:r>
-      <w:r>
-        <w:rPr>
-          <w:rFonts w:ascii="Times New Roman" w:hAnsi="Times New Roman" w:cs="Times New Roman"/>
-        </w:rPr>
-        <w:t>Has Legs</w:t>
-      </w:r>
-      <w:r>
-        <w:rPr>
-          <w:rFonts w:ascii="Times New Roman" w:hAnsi="Times New Roman" w:cs="Times New Roman"/>
-        </w:rPr>
-        <w:t>=no) &amp;&amp; (H=yes) = reptiles</w:t>
-      </w:r>
-    </w:p>
-    <w:p>
-      <w:pPr>
-        <w:pStyle w:val="ListParagraph"/>
-        <w:ind w:left="1440"/>
-        <w:rPr>
-          <w:rFonts w:ascii="Times New Roman" w:hAnsi="Times New Roman" w:cs="Times New Roman"/>
-        </w:rPr>
-      </w:pPr>
-      <w:r>
-        <w:rPr>
-          <w:rFonts w:ascii="Times New Roman" w:hAnsi="Times New Roman" w:cs="Times New Roman"/>
-        </w:rPr>
-        <w:t>R</w:t>
-      </w:r>
-      <w:proofErr w:type="gramStart"/>
-      <w:r>
-        <w:rPr>
-          <w:rFonts w:ascii="Times New Roman" w:hAnsi="Times New Roman" w:cs="Times New Roman"/>
-        </w:rPr>
-        <w:t>9 :</w:t>
-      </w:r>
-      <w:proofErr w:type="gramEnd"/>
-      <w:r>
-        <w:rPr>
-          <w:rFonts w:ascii="Times New Roman" w:hAnsi="Times New Roman" w:cs="Times New Roman"/>
-        </w:rPr>
-        <w:t xml:space="preserve"> (</w:t>
-      </w:r>
-      <w:r>
-        <w:rPr>
-          <w:rFonts w:ascii="Times New Roman" w:hAnsi="Times New Roman" w:cs="Times New Roman"/>
-        </w:rPr>
-        <w:t>BODY TEMPERATURE</w:t>
-      </w:r>
-      <w:r>
-        <w:rPr>
-          <w:rFonts w:ascii="Times New Roman" w:hAnsi="Times New Roman" w:cs="Times New Roman"/>
-        </w:rPr>
-        <w:t>=cold blooded) &amp;&amp; (</w:t>
-      </w:r>
-      <w:r>
-        <w:rPr>
-          <w:rFonts w:ascii="Times New Roman" w:hAnsi="Times New Roman" w:cs="Times New Roman"/>
-        </w:rPr>
-        <w:t>skin cover</w:t>
-      </w:r>
-      <w:r>
-        <w:rPr>
-          <w:rFonts w:ascii="Times New Roman" w:hAnsi="Times New Roman" w:cs="Times New Roman"/>
-        </w:rPr>
-        <w:t>=scales) &amp;&amp; (</w:t>
-      </w:r>
-      <w:r>
-        <w:rPr>
-          <w:rFonts w:ascii="Times New Roman" w:hAnsi="Times New Roman" w:cs="Times New Roman"/>
-        </w:rPr>
-        <w:t>give birth</w:t>
-      </w:r>
-      <w:r>
-        <w:rPr>
-          <w:rFonts w:ascii="Times New Roman" w:hAnsi="Times New Roman" w:cs="Times New Roman"/>
-        </w:rPr>
-        <w:t>=no) &amp;&amp; (</w:t>
-      </w:r>
-      <w:r>
-        <w:rPr>
-          <w:rFonts w:ascii="Times New Roman" w:hAnsi="Times New Roman" w:cs="Times New Roman"/>
-        </w:rPr>
-        <w:t>aquatic creature</w:t>
-      </w:r>
-      <w:r>
-        <w:rPr>
-          <w:rFonts w:ascii="Times New Roman" w:hAnsi="Times New Roman" w:cs="Times New Roman"/>
-        </w:rPr>
-        <w:t>=no) &amp;&amp; (</w:t>
-      </w:r>
-      <w:r>
-        <w:rPr>
-          <w:rFonts w:ascii="Times New Roman" w:hAnsi="Times New Roman" w:cs="Times New Roman"/>
-        </w:rPr>
-        <w:t>aerial creature</w:t>
-      </w:r>
-      <w:r>
-        <w:rPr>
-          <w:rFonts w:ascii="Times New Roman" w:hAnsi="Times New Roman" w:cs="Times New Roman"/>
-        </w:rPr>
-        <w:t>=no) &amp;&amp; (</w:t>
-      </w:r>
-      <w:r>
-        <w:rPr>
-          <w:rFonts w:ascii="Times New Roman" w:hAnsi="Times New Roman" w:cs="Times New Roman"/>
-        </w:rPr>
-        <w:t>Has Legs</w:t>
-      </w:r>
-      <w:r>
-        <w:rPr>
-          <w:rFonts w:ascii="Times New Roman" w:hAnsi="Times New Roman" w:cs="Times New Roman"/>
-        </w:rPr>
-        <w:t>=yes) &amp;&amp; (H=no) = reptiles</w:t>
-      </w:r>
-    </w:p>
-    <w:p>
-      <w:pPr>
-        <w:pStyle w:val="ListParagraph"/>
-        <w:ind w:left="1440"/>
-        <w:rPr>
-          <w:rFonts w:ascii="Times New Roman" w:hAnsi="Times New Roman" w:cs="Times New Roman"/>
-        </w:rPr>
-      </w:pPr>
-      <w:r>
-        <w:rPr>
-          <w:rFonts w:ascii="Times New Roman" w:hAnsi="Times New Roman" w:cs="Times New Roman"/>
-        </w:rPr>
-        <w:t>R</w:t>
-      </w:r>
-      <w:proofErr w:type="gramStart"/>
-      <w:r>
-        <w:rPr>
-          <w:rFonts w:ascii="Times New Roman" w:hAnsi="Times New Roman" w:cs="Times New Roman"/>
-        </w:rPr>
-        <w:t>10 :</w:t>
-      </w:r>
-      <w:proofErr w:type="gramEnd"/>
-      <w:r>
-        <w:rPr>
-          <w:rFonts w:ascii="Times New Roman" w:hAnsi="Times New Roman" w:cs="Times New Roman"/>
-        </w:rPr>
-        <w:t xml:space="preserve"> (</w:t>
-      </w:r>
-      <w:r>
-        <w:rPr>
-          <w:rFonts w:ascii="Times New Roman" w:hAnsi="Times New Roman" w:cs="Times New Roman"/>
-        </w:rPr>
-        <w:t>BODY TEMPERATURE</w:t>
-      </w:r>
-      <w:r>
-        <w:rPr>
-          <w:rFonts w:ascii="Times New Roman" w:hAnsi="Times New Roman" w:cs="Times New Roman"/>
-        </w:rPr>
-        <w:t>=cold blooded) &amp;&amp; (</w:t>
-      </w:r>
-      <w:r>
-        <w:rPr>
-          <w:rFonts w:ascii="Times New Roman" w:hAnsi="Times New Roman" w:cs="Times New Roman"/>
-        </w:rPr>
-        <w:t>skin cover</w:t>
-      </w:r>
-      <w:r>
-        <w:rPr>
-          <w:rFonts w:ascii="Times New Roman" w:hAnsi="Times New Roman" w:cs="Times New Roman"/>
-        </w:rPr>
-        <w:t>=scales) &amp;&amp; (</w:t>
-      </w:r>
-      <w:r>
-        <w:rPr>
-          <w:rFonts w:ascii="Times New Roman" w:hAnsi="Times New Roman" w:cs="Times New Roman"/>
-        </w:rPr>
-        <w:t>give birth</w:t>
-      </w:r>
-      <w:r>
-        <w:rPr>
-          <w:rFonts w:ascii="Times New Roman" w:hAnsi="Times New Roman" w:cs="Times New Roman"/>
-        </w:rPr>
-        <w:t>=no) &amp;&amp; (</w:t>
-      </w:r>
-      <w:r>
-        <w:rPr>
-          <w:rFonts w:ascii="Times New Roman" w:hAnsi="Times New Roman" w:cs="Times New Roman"/>
-        </w:rPr>
-        <w:t>aquatic creature</w:t>
-      </w:r>
-      <w:r>
-        <w:rPr>
-          <w:rFonts w:ascii="Times New Roman" w:hAnsi="Times New Roman" w:cs="Times New Roman"/>
-        </w:rPr>
-        <w:t>=semi) &amp;&amp; (</w:t>
-      </w:r>
-      <w:r>
-        <w:rPr>
-          <w:rFonts w:ascii="Times New Roman" w:hAnsi="Times New Roman" w:cs="Times New Roman"/>
-        </w:rPr>
-        <w:t>aerial creature</w:t>
-      </w:r>
-      <w:r>
-        <w:rPr>
-          <w:rFonts w:ascii="Times New Roman" w:hAnsi="Times New Roman" w:cs="Times New Roman"/>
-        </w:rPr>
-        <w:t>=no) &amp;&amp; (</w:t>
-      </w:r>
-      <w:r>
-        <w:rPr>
-          <w:rFonts w:ascii="Times New Roman" w:hAnsi="Times New Roman" w:cs="Times New Roman"/>
-        </w:rPr>
-        <w:t>Has Legs</w:t>
-      </w:r>
-      <w:r>
-        <w:rPr>
-          <w:rFonts w:ascii="Times New Roman" w:hAnsi="Times New Roman" w:cs="Times New Roman"/>
-        </w:rPr>
-        <w:t>=yes) &amp;&amp; (H=no) = reptiles</w:t>
-      </w:r>
-    </w:p>
-    <w:p>
-      <w:pPr>
-        <w:pStyle w:val="ListParagraph"/>
-        <w:ind w:left="1440"/>
-        <w:rPr>
-          <w:rFonts w:ascii="Times New Roman" w:hAnsi="Times New Roman" w:cs="Times New Roman"/>
-        </w:rPr>
-      </w:pPr>
-      <w:r>
-        <w:rPr>
-          <w:rFonts w:ascii="Times New Roman" w:hAnsi="Times New Roman" w:cs="Times New Roman"/>
-        </w:rPr>
-        <w:t>After minimization: (</w:t>
-      </w:r>
-      <w:r>
-        <w:rPr>
-          <w:rFonts w:ascii="Times New Roman" w:hAnsi="Times New Roman" w:cs="Times New Roman"/>
-        </w:rPr>
-        <w:t>give birth</w:t>
-      </w:r>
-      <w:r>
-        <w:rPr>
-          <w:rFonts w:ascii="Times New Roman" w:hAnsi="Times New Roman" w:cs="Times New Roman"/>
-        </w:rPr>
-        <w:t>=no) &amp;&amp; (</w:t>
-      </w:r>
-      <w:r>
-        <w:rPr>
-          <w:rFonts w:ascii="Times New Roman" w:hAnsi="Times New Roman" w:cs="Times New Roman"/>
-        </w:rPr>
-        <w:t>aquatic creature</w:t>
-      </w:r>
-      <w:r>
-        <w:rPr>
-          <w:rFonts w:ascii="Times New Roman" w:hAnsi="Times New Roman" w:cs="Times New Roman"/>
-        </w:rPr>
-        <w:t>=no) &amp;&amp; (</w:t>
-      </w:r>
-      <w:r>
-        <w:rPr>
-          <w:rFonts w:ascii="Times New Roman" w:hAnsi="Times New Roman" w:cs="Times New Roman"/>
-        </w:rPr>
-        <w:t>aerial creature</w:t>
-      </w:r>
-      <w:r>
-        <w:rPr>
-          <w:rFonts w:ascii="Times New Roman" w:hAnsi="Times New Roman" w:cs="Times New Roman"/>
-        </w:rPr>
-        <w:t>=no) = reptiles</w:t>
-      </w:r>
-    </w:p>
-    <w:p>
-      <w:pPr>
-        <w:pStyle w:val="ListParagraph"/>
-        <w:ind w:left="1440"/>
-        <w:rPr>
-          <w:rFonts w:ascii="Times New Roman" w:hAnsi="Times New Roman" w:cs="Times New Roman"/>
-        </w:rPr>
-      </w:pPr>
-    </w:p>
-    <w:p>
-      <w:pPr>
-        <w:pStyle w:val="ListParagraph"/>
-        <w:ind w:left="1440"/>
-        <w:rPr>
-          <w:rFonts w:ascii="Times New Roman" w:hAnsi="Times New Roman" w:cs="Times New Roman"/>
-        </w:rPr>
-      </w:pPr>
-      <w:r>
-        <w:rPr>
-          <w:rFonts w:ascii="Times New Roman" w:hAnsi="Times New Roman" w:cs="Times New Roman"/>
-        </w:rPr>
-        <w:t>R</w:t>
-      </w:r>
-      <w:proofErr w:type="gramStart"/>
-      <w:r>
-        <w:rPr>
-          <w:rFonts w:ascii="Times New Roman" w:hAnsi="Times New Roman" w:cs="Times New Roman"/>
-        </w:rPr>
-        <w:t>11 :</w:t>
-      </w:r>
-      <w:proofErr w:type="gramEnd"/>
-      <w:r>
-        <w:rPr>
-          <w:rFonts w:ascii="Times New Roman" w:hAnsi="Times New Roman" w:cs="Times New Roman"/>
-        </w:rPr>
-        <w:t xml:space="preserve"> (</w:t>
-      </w:r>
-      <w:r>
-        <w:rPr>
-          <w:rFonts w:ascii="Times New Roman" w:hAnsi="Times New Roman" w:cs="Times New Roman"/>
-        </w:rPr>
-        <w:t>BODY TEMPERATURE</w:t>
-      </w:r>
-      <w:r>
-        <w:rPr>
-          <w:rFonts w:ascii="Times New Roman" w:hAnsi="Times New Roman" w:cs="Times New Roman"/>
-        </w:rPr>
-        <w:t>=cold blooded) &amp;&amp; (</w:t>
-      </w:r>
-      <w:r>
-        <w:rPr>
-          <w:rFonts w:ascii="Times New Roman" w:hAnsi="Times New Roman" w:cs="Times New Roman"/>
-        </w:rPr>
-        <w:t>skin cover</w:t>
-      </w:r>
-      <w:r>
-        <w:rPr>
-          <w:rFonts w:ascii="Times New Roman" w:hAnsi="Times New Roman" w:cs="Times New Roman"/>
-        </w:rPr>
-        <w:t>=scales) &amp;&amp; (</w:t>
-      </w:r>
-      <w:r>
-        <w:rPr>
-          <w:rFonts w:ascii="Times New Roman" w:hAnsi="Times New Roman" w:cs="Times New Roman"/>
-        </w:rPr>
-        <w:t>give birth</w:t>
-      </w:r>
-      <w:r>
-        <w:rPr>
-          <w:rFonts w:ascii="Times New Roman" w:hAnsi="Times New Roman" w:cs="Times New Roman"/>
-        </w:rPr>
-        <w:t>=no) &amp;&amp; (</w:t>
-      </w:r>
-      <w:r>
-        <w:rPr>
-          <w:rFonts w:ascii="Times New Roman" w:hAnsi="Times New Roman" w:cs="Times New Roman"/>
-        </w:rPr>
-        <w:t>aquatic creature</w:t>
-      </w:r>
-      <w:r>
-        <w:rPr>
-          <w:rFonts w:ascii="Times New Roman" w:hAnsi="Times New Roman" w:cs="Times New Roman"/>
-        </w:rPr>
-        <w:t>=yes) &amp;&amp; (</w:t>
-      </w:r>
-      <w:r>
-        <w:rPr>
-          <w:rFonts w:ascii="Times New Roman" w:hAnsi="Times New Roman" w:cs="Times New Roman"/>
-        </w:rPr>
-        <w:t>aerial creature</w:t>
-      </w:r>
-      <w:r>
-        <w:rPr>
-          <w:rFonts w:ascii="Times New Roman" w:hAnsi="Times New Roman" w:cs="Times New Roman"/>
-        </w:rPr>
-        <w:t>=no) &amp;&amp; (</w:t>
-      </w:r>
-      <w:r>
-        <w:rPr>
-          <w:rFonts w:ascii="Times New Roman" w:hAnsi="Times New Roman" w:cs="Times New Roman"/>
-        </w:rPr>
-        <w:t>Has Legs</w:t>
-      </w:r>
-      <w:r>
-        <w:rPr>
-          <w:rFonts w:ascii="Times New Roman" w:hAnsi="Times New Roman" w:cs="Times New Roman"/>
-        </w:rPr>
-        <w:t>=no) &amp;&amp; (H=no) = fishes</w:t>
-      </w:r>
-    </w:p>
-    <w:p>
-      <w:pPr>
-        <w:pStyle w:val="ListParagraph"/>
-        <w:ind w:left="1440"/>
-        <w:rPr>
-          <w:rFonts w:ascii="Times New Roman" w:hAnsi="Times New Roman" w:cs="Times New Roman"/>
-        </w:rPr>
-      </w:pPr>
-      <w:r>
-        <w:rPr>
-          <w:rFonts w:ascii="Times New Roman" w:hAnsi="Times New Roman" w:cs="Times New Roman"/>
-        </w:rPr>
-        <w:lastRenderedPageBreak/>
-        <w:t>R</w:t>
-      </w:r>
-      <w:proofErr w:type="gramStart"/>
-      <w:r>
-        <w:rPr>
-          <w:rFonts w:ascii="Times New Roman" w:hAnsi="Times New Roman" w:cs="Times New Roman"/>
-        </w:rPr>
-        <w:t>12 :</w:t>
-      </w:r>
-      <w:proofErr w:type="gramEnd"/>
-      <w:r>
-        <w:rPr>
-          <w:rFonts w:ascii="Times New Roman" w:hAnsi="Times New Roman" w:cs="Times New Roman"/>
-        </w:rPr>
-        <w:t xml:space="preserve"> (</w:t>
-      </w:r>
-      <w:r>
-        <w:rPr>
-          <w:rFonts w:ascii="Times New Roman" w:hAnsi="Times New Roman" w:cs="Times New Roman"/>
-        </w:rPr>
-        <w:t>BODY TEMPERATURE</w:t>
-      </w:r>
-      <w:r>
-        <w:rPr>
-          <w:rFonts w:ascii="Times New Roman" w:hAnsi="Times New Roman" w:cs="Times New Roman"/>
-        </w:rPr>
-        <w:t>=cold blooded) &amp;&amp; (</w:t>
-      </w:r>
-      <w:r>
-        <w:rPr>
-          <w:rFonts w:ascii="Times New Roman" w:hAnsi="Times New Roman" w:cs="Times New Roman"/>
-        </w:rPr>
-        <w:t>skin cover</w:t>
-      </w:r>
-      <w:r>
-        <w:rPr>
-          <w:rFonts w:ascii="Times New Roman" w:hAnsi="Times New Roman" w:cs="Times New Roman"/>
-        </w:rPr>
-        <w:t>=scales) &amp;&amp; (</w:t>
-      </w:r>
-      <w:r>
-        <w:rPr>
-          <w:rFonts w:ascii="Times New Roman" w:hAnsi="Times New Roman" w:cs="Times New Roman"/>
-        </w:rPr>
-        <w:t>give birth</w:t>
-      </w:r>
-      <w:r>
-        <w:rPr>
-          <w:rFonts w:ascii="Times New Roman" w:hAnsi="Times New Roman" w:cs="Times New Roman"/>
-        </w:rPr>
-        <w:t>=no) &amp;&amp; (</w:t>
-      </w:r>
-      <w:r>
-        <w:rPr>
-          <w:rFonts w:ascii="Times New Roman" w:hAnsi="Times New Roman" w:cs="Times New Roman"/>
-        </w:rPr>
-        <w:t>aquatic creature</w:t>
-      </w:r>
-      <w:r>
-        <w:rPr>
-          <w:rFonts w:ascii="Times New Roman" w:hAnsi="Times New Roman" w:cs="Times New Roman"/>
-        </w:rPr>
-        <w:t>=yes) &amp;&amp; (</w:t>
-      </w:r>
-      <w:r>
-        <w:rPr>
-          <w:rFonts w:ascii="Times New Roman" w:hAnsi="Times New Roman" w:cs="Times New Roman"/>
-        </w:rPr>
-        <w:t>aerial creature</w:t>
-      </w:r>
-      <w:r>
-        <w:rPr>
-          <w:rFonts w:ascii="Times New Roman" w:hAnsi="Times New Roman" w:cs="Times New Roman"/>
-        </w:rPr>
-        <w:t>=no) &amp;&amp; (</w:t>
-      </w:r>
-      <w:r>
-        <w:rPr>
-          <w:rFonts w:ascii="Times New Roman" w:hAnsi="Times New Roman" w:cs="Times New Roman"/>
-        </w:rPr>
-        <w:t>Has Legs</w:t>
-      </w:r>
-      <w:r>
-        <w:rPr>
-          <w:rFonts w:ascii="Times New Roman" w:hAnsi="Times New Roman" w:cs="Times New Roman"/>
-        </w:rPr>
-        <w:t>=no) &amp;&amp; (H=no) = fishes</w:t>
-      </w:r>
-    </w:p>
-    <w:p>
-      <w:pPr>
-        <w:pStyle w:val="ListParagraph"/>
-        <w:ind w:left="1440"/>
-        <w:rPr>
-          <w:rFonts w:ascii="Times New Roman" w:hAnsi="Times New Roman" w:cs="Times New Roman"/>
-        </w:rPr>
-      </w:pPr>
-      <w:r>
-        <w:rPr>
-          <w:rFonts w:ascii="Times New Roman" w:hAnsi="Times New Roman" w:cs="Times New Roman"/>
-        </w:rPr>
-        <w:t>R</w:t>
-      </w:r>
-      <w:proofErr w:type="gramStart"/>
-      <w:r>
-        <w:rPr>
-          <w:rFonts w:ascii="Times New Roman" w:hAnsi="Times New Roman" w:cs="Times New Roman"/>
-        </w:rPr>
-        <w:t>13 :</w:t>
-      </w:r>
-      <w:proofErr w:type="gramEnd"/>
-      <w:r>
-        <w:rPr>
-          <w:rFonts w:ascii="Times New Roman" w:hAnsi="Times New Roman" w:cs="Times New Roman"/>
-        </w:rPr>
-        <w:t xml:space="preserve"> (</w:t>
-      </w:r>
-      <w:r>
-        <w:rPr>
-          <w:rFonts w:ascii="Times New Roman" w:hAnsi="Times New Roman" w:cs="Times New Roman"/>
-        </w:rPr>
-        <w:t>BODY TEMPERATURE</w:t>
-      </w:r>
-      <w:r>
-        <w:rPr>
-          <w:rFonts w:ascii="Times New Roman" w:hAnsi="Times New Roman" w:cs="Times New Roman"/>
-        </w:rPr>
-        <w:t>=cold blooded) &amp;&amp; (</w:t>
-      </w:r>
-      <w:r>
-        <w:rPr>
-          <w:rFonts w:ascii="Times New Roman" w:hAnsi="Times New Roman" w:cs="Times New Roman"/>
-        </w:rPr>
-        <w:t>skin cover</w:t>
-      </w:r>
-      <w:r>
-        <w:rPr>
-          <w:rFonts w:ascii="Times New Roman" w:hAnsi="Times New Roman" w:cs="Times New Roman"/>
-        </w:rPr>
-        <w:t>=scales) &amp;&amp; (</w:t>
-      </w:r>
-      <w:r>
-        <w:rPr>
-          <w:rFonts w:ascii="Times New Roman" w:hAnsi="Times New Roman" w:cs="Times New Roman"/>
-        </w:rPr>
-        <w:t>give birth</w:t>
-      </w:r>
-      <w:r>
-        <w:rPr>
-          <w:rFonts w:ascii="Times New Roman" w:hAnsi="Times New Roman" w:cs="Times New Roman"/>
-        </w:rPr>
-        <w:t>=yes) &amp;&amp; (</w:t>
-      </w:r>
-      <w:r>
-        <w:rPr>
-          <w:rFonts w:ascii="Times New Roman" w:hAnsi="Times New Roman" w:cs="Times New Roman"/>
-        </w:rPr>
-        <w:t>aquatic creature</w:t>
-      </w:r>
-      <w:r>
-        <w:rPr>
-          <w:rFonts w:ascii="Times New Roman" w:hAnsi="Times New Roman" w:cs="Times New Roman"/>
-        </w:rPr>
-        <w:t>=yes) &amp;&amp; (</w:t>
-      </w:r>
-      <w:r>
-        <w:rPr>
-          <w:rFonts w:ascii="Times New Roman" w:hAnsi="Times New Roman" w:cs="Times New Roman"/>
-        </w:rPr>
-        <w:t>aerial creature</w:t>
-      </w:r>
-      <w:r>
-        <w:rPr>
-          <w:rFonts w:ascii="Times New Roman" w:hAnsi="Times New Roman" w:cs="Times New Roman"/>
-        </w:rPr>
-        <w:t>=no) &amp;&amp; (</w:t>
-      </w:r>
-      <w:r>
-        <w:rPr>
-          <w:rFonts w:ascii="Times New Roman" w:hAnsi="Times New Roman" w:cs="Times New Roman"/>
-        </w:rPr>
-        <w:t>Has Legs</w:t>
-      </w:r>
-      <w:r>
-        <w:rPr>
-          <w:rFonts w:ascii="Times New Roman" w:hAnsi="Times New Roman" w:cs="Times New Roman"/>
-        </w:rPr>
-        <w:t>=no) &amp;&amp; (H=no) = fishes</w:t>
-      </w:r>
-    </w:p>
-    <w:p>
-      <w:pPr>
-        <w:pStyle w:val="ListParagraph"/>
-        <w:ind w:left="1440"/>
-        <w:rPr>
-          <w:rFonts w:ascii="Times New Roman" w:hAnsi="Times New Roman" w:cs="Times New Roman"/>
-        </w:rPr>
-      </w:pPr>
-      <w:r>
-        <w:rPr>
-          <w:rFonts w:ascii="Times New Roman" w:hAnsi="Times New Roman" w:cs="Times New Roman"/>
-        </w:rPr>
-        <w:t>After minimization: (</w:t>
-      </w:r>
-      <w:r>
-        <w:rPr>
-          <w:rFonts w:ascii="Times New Roman" w:hAnsi="Times New Roman" w:cs="Times New Roman"/>
-        </w:rPr>
-        <w:t>give birth</w:t>
-      </w:r>
-      <w:r>
-        <w:rPr>
-          <w:rFonts w:ascii="Times New Roman" w:hAnsi="Times New Roman" w:cs="Times New Roman"/>
-        </w:rPr>
-        <w:t>=no) &amp;&amp; (</w:t>
-      </w:r>
-      <w:r>
-        <w:rPr>
-          <w:rFonts w:ascii="Times New Roman" w:hAnsi="Times New Roman" w:cs="Times New Roman"/>
-        </w:rPr>
-        <w:t>aquatic creature</w:t>
-      </w:r>
-      <w:r>
-        <w:rPr>
-          <w:rFonts w:ascii="Times New Roman" w:hAnsi="Times New Roman" w:cs="Times New Roman"/>
-        </w:rPr>
-        <w:t>=yes) = fishes</w:t>
-      </w:r>
-    </w:p>
-    <w:p>
-      <w:pPr>
-        <w:pStyle w:val="ListParagraph"/>
-        <w:ind w:left="1440"/>
-        <w:rPr>
-          <w:rFonts w:ascii="Times New Roman" w:hAnsi="Times New Roman" w:cs="Times New Roman"/>
-        </w:rPr>
-      </w:pPr>
-    </w:p>
-    <w:p>
-      <w:pPr>
-        <w:pStyle w:val="ListParagraph"/>
-        <w:ind w:left="1440"/>
-        <w:rPr>
-          <w:rFonts w:ascii="Times New Roman" w:hAnsi="Times New Roman" w:cs="Times New Roman"/>
-        </w:rPr>
-      </w:pPr>
-      <w:r>
-        <w:rPr>
-          <w:rFonts w:ascii="Times New Roman" w:hAnsi="Times New Roman" w:cs="Times New Roman"/>
-        </w:rPr>
-        <w:t>R</w:t>
-      </w:r>
-      <w:proofErr w:type="gramStart"/>
-      <w:r>
-        <w:rPr>
-          <w:rFonts w:ascii="Times New Roman" w:hAnsi="Times New Roman" w:cs="Times New Roman"/>
-        </w:rPr>
-        <w:t>14 :</w:t>
-      </w:r>
-      <w:proofErr w:type="gramEnd"/>
-      <w:r>
-        <w:rPr>
-          <w:rFonts w:ascii="Times New Roman" w:hAnsi="Times New Roman" w:cs="Times New Roman"/>
-        </w:rPr>
-        <w:t xml:space="preserve"> (</w:t>
-      </w:r>
-      <w:r>
-        <w:rPr>
-          <w:rFonts w:ascii="Times New Roman" w:hAnsi="Times New Roman" w:cs="Times New Roman"/>
-        </w:rPr>
-        <w:t>BODY TEMPERATURE</w:t>
-      </w:r>
-      <w:r>
-        <w:rPr>
-          <w:rFonts w:ascii="Times New Roman" w:hAnsi="Times New Roman" w:cs="Times New Roman"/>
-        </w:rPr>
-        <w:t>=cold blooded) &amp;&amp; (</w:t>
-      </w:r>
-      <w:r>
-        <w:rPr>
-          <w:rFonts w:ascii="Times New Roman" w:hAnsi="Times New Roman" w:cs="Times New Roman"/>
-        </w:rPr>
-        <w:t>skin cover</w:t>
-      </w:r>
-      <w:r>
-        <w:rPr>
-          <w:rFonts w:ascii="Times New Roman" w:hAnsi="Times New Roman" w:cs="Times New Roman"/>
-        </w:rPr>
-        <w:t>=none) &amp;&amp; (</w:t>
-      </w:r>
-      <w:r>
-        <w:rPr>
-          <w:rFonts w:ascii="Times New Roman" w:hAnsi="Times New Roman" w:cs="Times New Roman"/>
-        </w:rPr>
-        <w:t>give birth</w:t>
-      </w:r>
-      <w:r>
-        <w:rPr>
-          <w:rFonts w:ascii="Times New Roman" w:hAnsi="Times New Roman" w:cs="Times New Roman"/>
-        </w:rPr>
-        <w:t>=no) &amp;&amp; (</w:t>
-      </w:r>
-      <w:r>
-        <w:rPr>
-          <w:rFonts w:ascii="Times New Roman" w:hAnsi="Times New Roman" w:cs="Times New Roman"/>
-        </w:rPr>
-        <w:t>aquatic creature</w:t>
-      </w:r>
-      <w:r>
-        <w:rPr>
-          <w:rFonts w:ascii="Times New Roman" w:hAnsi="Times New Roman" w:cs="Times New Roman"/>
-        </w:rPr>
-        <w:t>=semi) &amp;&amp; (</w:t>
-      </w:r>
-      <w:r>
-        <w:rPr>
-          <w:rFonts w:ascii="Times New Roman" w:hAnsi="Times New Roman" w:cs="Times New Roman"/>
-        </w:rPr>
-        <w:t>aerial creature</w:t>
-      </w:r>
-      <w:r>
-        <w:rPr>
-          <w:rFonts w:ascii="Times New Roman" w:hAnsi="Times New Roman" w:cs="Times New Roman"/>
-        </w:rPr>
-        <w:t>=no) &amp;&amp; (</w:t>
-      </w:r>
-      <w:r>
-        <w:rPr>
-          <w:rFonts w:ascii="Times New Roman" w:hAnsi="Times New Roman" w:cs="Times New Roman"/>
-        </w:rPr>
-        <w:t>Has Legs</w:t>
-      </w:r>
-      <w:r>
-        <w:rPr>
-          <w:rFonts w:ascii="Times New Roman" w:hAnsi="Times New Roman" w:cs="Times New Roman"/>
-        </w:rPr>
-        <w:t>=yes) &amp;&amp; (H=yes) = amphibians</w:t>
-      </w:r>
-    </w:p>
-    <w:p>
-      <w:pPr>
-        <w:pStyle w:val="ListParagraph"/>
-        <w:ind w:left="1440"/>
-        <w:rPr>
-          <w:rFonts w:ascii="Times New Roman" w:hAnsi="Times New Roman" w:cs="Times New Roman"/>
-        </w:rPr>
-      </w:pPr>
-      <w:r>
-        <w:rPr>
-          <w:rFonts w:ascii="Times New Roman" w:hAnsi="Times New Roman" w:cs="Times New Roman"/>
-        </w:rPr>
-        <w:t>R</w:t>
-      </w:r>
-      <w:proofErr w:type="gramStart"/>
-      <w:r>
-        <w:rPr>
-          <w:rFonts w:ascii="Times New Roman" w:hAnsi="Times New Roman" w:cs="Times New Roman"/>
-        </w:rPr>
-        <w:t>15 :</w:t>
-      </w:r>
-      <w:proofErr w:type="gramEnd"/>
-      <w:r>
-        <w:rPr>
-          <w:rFonts w:ascii="Times New Roman" w:hAnsi="Times New Roman" w:cs="Times New Roman"/>
-        </w:rPr>
-        <w:t xml:space="preserve"> (</w:t>
-      </w:r>
-      <w:r>
-        <w:rPr>
-          <w:rFonts w:ascii="Times New Roman" w:hAnsi="Times New Roman" w:cs="Times New Roman"/>
-        </w:rPr>
-        <w:t>BODY TEMPERATURE</w:t>
-      </w:r>
-      <w:r>
-        <w:rPr>
-          <w:rFonts w:ascii="Times New Roman" w:hAnsi="Times New Roman" w:cs="Times New Roman"/>
-        </w:rPr>
-        <w:t>=cold blooded) &amp;&amp; (</w:t>
-      </w:r>
-      <w:r>
-        <w:rPr>
-          <w:rFonts w:ascii="Times New Roman" w:hAnsi="Times New Roman" w:cs="Times New Roman"/>
-        </w:rPr>
-        <w:t>skin cover</w:t>
-      </w:r>
-      <w:r>
-        <w:rPr>
-          <w:rFonts w:ascii="Times New Roman" w:hAnsi="Times New Roman" w:cs="Times New Roman"/>
-        </w:rPr>
-        <w:t>=none) &amp;&amp; (</w:t>
-      </w:r>
-      <w:r>
-        <w:rPr>
-          <w:rFonts w:ascii="Times New Roman" w:hAnsi="Times New Roman" w:cs="Times New Roman"/>
-        </w:rPr>
-        <w:t>give birth</w:t>
-      </w:r>
-      <w:r>
-        <w:rPr>
-          <w:rFonts w:ascii="Times New Roman" w:hAnsi="Times New Roman" w:cs="Times New Roman"/>
-        </w:rPr>
-        <w:t>=no) &amp;&amp; (</w:t>
-      </w:r>
-      <w:r>
-        <w:rPr>
-          <w:rFonts w:ascii="Times New Roman" w:hAnsi="Times New Roman" w:cs="Times New Roman"/>
-        </w:rPr>
-        <w:t>aquatic creature</w:t>
-      </w:r>
-      <w:r>
-        <w:rPr>
-          <w:rFonts w:ascii="Times New Roman" w:hAnsi="Times New Roman" w:cs="Times New Roman"/>
-        </w:rPr>
-        <w:t>=semi) &amp;&amp; (</w:t>
-      </w:r>
-      <w:r>
-        <w:rPr>
-          <w:rFonts w:ascii="Times New Roman" w:hAnsi="Times New Roman" w:cs="Times New Roman"/>
-        </w:rPr>
-        <w:t>aerial creature</w:t>
-      </w:r>
-      <w:r>
-        <w:rPr>
-          <w:rFonts w:ascii="Times New Roman" w:hAnsi="Times New Roman" w:cs="Times New Roman"/>
-        </w:rPr>
-        <w:t>=no) &amp;&amp; (</w:t>
-      </w:r>
-      <w:r>
-        <w:rPr>
-          <w:rFonts w:ascii="Times New Roman" w:hAnsi="Times New Roman" w:cs="Times New Roman"/>
-        </w:rPr>
-        <w:t>Has Legs</w:t>
-      </w:r>
-      <w:r>
-        <w:rPr>
-          <w:rFonts w:ascii="Times New Roman" w:hAnsi="Times New Roman" w:cs="Times New Roman"/>
-        </w:rPr>
-        <w:t>=yes) &amp;&amp; (H=yes) = amphibians</w:t>
-      </w:r>
-    </w:p>
-    <w:p>
-      <w:pPr>
-        <w:pStyle w:val="ListParagraph"/>
-        <w:ind w:left="1440"/>
-        <w:rPr>
-          <w:rFonts w:ascii="Times New Roman" w:hAnsi="Times New Roman" w:cs="Times New Roman"/>
-        </w:rPr>
-      </w:pPr>
-      <w:r>
-        <w:rPr>
-          <w:rFonts w:ascii="Times New Roman" w:hAnsi="Times New Roman" w:cs="Times New Roman"/>
-        </w:rPr>
-        <w:t>After minimization: (</w:t>
-      </w:r>
-      <w:r>
-        <w:rPr>
-          <w:rFonts w:ascii="Times New Roman" w:hAnsi="Times New Roman" w:cs="Times New Roman"/>
-        </w:rPr>
-        <w:t>give birth</w:t>
-      </w:r>
-      <w:r>
-        <w:rPr>
-          <w:rFonts w:ascii="Times New Roman" w:hAnsi="Times New Roman" w:cs="Times New Roman"/>
-        </w:rPr>
-        <w:t>=no) &amp;&amp; (</w:t>
-      </w:r>
-      <w:r>
-        <w:rPr>
-          <w:rFonts w:ascii="Times New Roman" w:hAnsi="Times New Roman" w:cs="Times New Roman"/>
-        </w:rPr>
-        <w:t>aquatic creature</w:t>
-      </w:r>
-      <w:r>
-        <w:rPr>
-          <w:rFonts w:ascii="Times New Roman" w:hAnsi="Times New Roman" w:cs="Times New Roman"/>
-        </w:rPr>
-        <w:t>=semi) = amphibians</w:t>
+        <w:t xml:space="preserve">(give birth=no) &amp;&amp; (aquatic creature=semi) = birds </w:t>
+      </w:r>
+    </w:p>
+    <w:p>
+      <w:pPr>
+        <w:pStyle w:val="ListParagraph"/>
+        <w:ind w:left="1440"/>
+        <w:rPr>
+          <w:rFonts w:ascii="Times New Roman" w:hAnsi="Times New Roman" w:cs="Times New Roman"/>
+        </w:rPr>
+      </w:pPr>
+      <w:r>
+        <w:rPr>
+          <w:rFonts w:ascii="Times New Roman" w:hAnsi="Times New Roman" w:cs="Times New Roman"/>
+        </w:rPr>
+        <w:t>or (give birth=no) &amp;&amp; (aquatic creature=no) &amp;&amp; (aerial creature=yes) = birds</w:t>
+      </w:r>
+    </w:p>
+    <w:p>
+      <w:pPr>
+        <w:pStyle w:val="ListParagraph"/>
+        <w:ind w:left="1440"/>
+        <w:rPr>
+          <w:rFonts w:ascii="Times New Roman" w:hAnsi="Times New Roman" w:cs="Times New Roman"/>
+        </w:rPr>
+      </w:pPr>
+    </w:p>
+    <w:p>
+      <w:pPr>
+        <w:pStyle w:val="ListParagraph"/>
+        <w:ind w:left="1440"/>
+        <w:rPr>
+          <w:rFonts w:ascii="Times New Roman" w:hAnsi="Times New Roman" w:cs="Times New Roman"/>
+        </w:rPr>
+      </w:pPr>
+      <w:r>
+        <w:rPr>
+          <w:rFonts w:ascii="Times New Roman" w:hAnsi="Times New Roman" w:cs="Times New Roman"/>
+        </w:rPr>
+        <w:t>R8 : (BODY TEMPERATURE=cold blooded) &amp;&amp; (skin cover=scales) &amp;&amp; (give birth=no) &amp;&amp; (aquatic creature=no) &amp;&amp; (aerial creature=no) &amp;&amp; (Has Legs=no) &amp;&amp; (H=yes) = reptiles</w:t>
+      </w:r>
+    </w:p>
+    <w:p>
+      <w:pPr>
+        <w:pStyle w:val="ListParagraph"/>
+        <w:ind w:left="1440"/>
+        <w:rPr>
+          <w:rFonts w:ascii="Times New Roman" w:hAnsi="Times New Roman" w:cs="Times New Roman"/>
+        </w:rPr>
+      </w:pPr>
+      <w:r>
+        <w:rPr>
+          <w:rFonts w:ascii="Times New Roman" w:hAnsi="Times New Roman" w:cs="Times New Roman"/>
+        </w:rPr>
+        <w:t>R9 : (BODY TEMPERATURE=cold blooded) &amp;&amp; (skin cover=scales) &amp;&amp; (give birth=no) &amp;&amp; (aquatic creature=no) &amp;&amp; (aerial creature=no) &amp;&amp; (Has Legs=yes) &amp;&amp; (H=no) = reptiles</w:t>
+      </w:r>
+    </w:p>
+    <w:p>
+      <w:pPr>
+        <w:pStyle w:val="ListParagraph"/>
+        <w:ind w:left="1440"/>
+        <w:rPr>
+          <w:rFonts w:ascii="Times New Roman" w:hAnsi="Times New Roman" w:cs="Times New Roman"/>
+        </w:rPr>
+      </w:pPr>
+      <w:r>
+        <w:rPr>
+          <w:rFonts w:ascii="Times New Roman" w:hAnsi="Times New Roman" w:cs="Times New Roman"/>
+        </w:rPr>
+        <w:t>R10 : (BODY TEMPERATURE=cold blooded) &amp;&amp; (skin cover=scales) &amp;&amp; (give birth=no) &amp;&amp; (aquatic creature=semi) &amp;&amp; (aerial creature=no) &amp;&amp; (Has Legs=yes) &amp;&amp; (H=no) = reptiles</w:t>
+      </w:r>
+    </w:p>
+    <w:p>
+      <w:pPr>
+        <w:pStyle w:val="ListParagraph"/>
+        <w:ind w:left="1440"/>
+        <w:rPr>
+          <w:rFonts w:ascii="Times New Roman" w:hAnsi="Times New Roman" w:cs="Times New Roman"/>
+        </w:rPr>
+      </w:pPr>
+      <w:r>
+        <w:rPr>
+          <w:rFonts w:ascii="Times New Roman" w:hAnsi="Times New Roman" w:cs="Times New Roman"/>
+        </w:rPr>
+        <w:t>After minimization: (give birth=no) &amp;&amp; (aquatic creature=no) &amp;&amp; (aerial creature=no) = reptiles</w:t>
+      </w:r>
+    </w:p>
+    <w:p>
+      <w:pPr>
+        <w:pStyle w:val="ListParagraph"/>
+        <w:ind w:left="1440"/>
+        <w:rPr>
+          <w:rFonts w:ascii="Times New Roman" w:hAnsi="Times New Roman" w:cs="Times New Roman"/>
+        </w:rPr>
+      </w:pPr>
+    </w:p>
+    <w:p>
+      <w:pPr>
+        <w:pStyle w:val="ListParagraph"/>
+        <w:ind w:left="1440"/>
+        <w:rPr>
+          <w:rFonts w:ascii="Times New Roman" w:hAnsi="Times New Roman" w:cs="Times New Roman"/>
+        </w:rPr>
+      </w:pPr>
+      <w:r>
+        <w:rPr>
+          <w:rFonts w:ascii="Times New Roman" w:hAnsi="Times New Roman" w:cs="Times New Roman"/>
+        </w:rPr>
+        <w:t>R11 : (BODY TEMPERATURE=cold blooded) &amp;&amp; (skin cover=scales) &amp;&amp; (give birth=no) &amp;&amp; (aquatic creature=yes) &amp;&amp; (aerial creature=no) &amp;&amp; (Has Legs=no) &amp;&amp; (H=no) = fishes</w:t>
+      </w:r>
+    </w:p>
+    <w:p>
+      <w:pPr>
+        <w:pStyle w:val="ListParagraph"/>
+        <w:ind w:left="1440"/>
+        <w:rPr>
+          <w:rFonts w:ascii="Times New Roman" w:hAnsi="Times New Roman" w:cs="Times New Roman"/>
+        </w:rPr>
+      </w:pPr>
+      <w:r>
+        <w:rPr>
+          <w:rFonts w:ascii="Times New Roman" w:hAnsi="Times New Roman" w:cs="Times New Roman"/>
+        </w:rPr>
+        <w:t>R12 : (BODY TEMPERATURE=cold blooded) &amp;&amp; (skin cover=scales) &amp;&amp; (give birth=no) &amp;&amp; (aquatic creature=yes) &amp;&amp; (aerial creature=no) &amp;&amp; (Has Legs=no) &amp;&amp; (H=no) = fishes</w:t>
+      </w:r>
+    </w:p>
+    <w:p>
+      <w:pPr>
+        <w:pStyle w:val="ListParagraph"/>
+        <w:ind w:left="1440"/>
+        <w:rPr>
+          <w:rFonts w:ascii="Times New Roman" w:hAnsi="Times New Roman" w:cs="Times New Roman"/>
+        </w:rPr>
+      </w:pPr>
+      <w:r>
+        <w:rPr>
+          <w:rFonts w:ascii="Times New Roman" w:hAnsi="Times New Roman" w:cs="Times New Roman"/>
+        </w:rPr>
+        <w:t>R13 : (BODY TEMPERATURE=cold blooded) &amp;&amp; (skin cover=scales) &amp;&amp; (give birth=yes) &amp;&amp; (aquatic creature=yes) &amp;&amp; (aerial creature=no) &amp;&amp; (Has Legs=no) &amp;&amp; (H=no) = fishes</w:t>
+      </w:r>
+    </w:p>
+    <w:p>
+      <w:pPr>
+        <w:pStyle w:val="ListParagraph"/>
+        <w:ind w:left="1440"/>
+        <w:rPr>
+          <w:rFonts w:ascii="Times New Roman" w:hAnsi="Times New Roman" w:cs="Times New Roman"/>
+        </w:rPr>
+      </w:pPr>
+      <w:r>
+        <w:rPr>
+          <w:rFonts w:ascii="Times New Roman" w:hAnsi="Times New Roman" w:cs="Times New Roman"/>
+        </w:rPr>
+        <w:t>After minimization: (give birth=no) &amp;&amp; (aquatic creature=yes) = fishes</w:t>
+      </w:r>
+    </w:p>
+    <w:p>
+      <w:pPr>
+        <w:pStyle w:val="ListParagraph"/>
+        <w:ind w:left="1440"/>
+        <w:rPr>
+          <w:rFonts w:ascii="Times New Roman" w:hAnsi="Times New Roman" w:cs="Times New Roman"/>
+        </w:rPr>
+      </w:pPr>
+    </w:p>
+    <w:p>
+      <w:pPr>
+        <w:pStyle w:val="ListParagraph"/>
+        <w:ind w:left="1440"/>
+        <w:rPr>
+          <w:rFonts w:ascii="Times New Roman" w:hAnsi="Times New Roman" w:cs="Times New Roman"/>
+        </w:rPr>
+      </w:pPr>
+      <w:r>
+        <w:rPr>
+          <w:rFonts w:ascii="Times New Roman" w:hAnsi="Times New Roman" w:cs="Times New Roman"/>
+        </w:rPr>
+        <w:t>R14 : (BODY TEMPERATURE=cold blooded) &amp;&amp; (skin cover=none) &amp;&amp; (give birth=no) &amp;&amp; (aquatic creature=semi) &amp;&amp; (aerial creature=no) &amp;&amp; (Has Legs=yes) &amp;&amp; (H=yes) = amphibians</w:t>
+      </w:r>
+    </w:p>
+    <w:p>
+      <w:pPr>
+        <w:pStyle w:val="ListParagraph"/>
+        <w:ind w:left="1440"/>
+        <w:rPr>
+          <w:rFonts w:ascii="Times New Roman" w:hAnsi="Times New Roman" w:cs="Times New Roman"/>
+        </w:rPr>
+      </w:pPr>
+      <w:r>
+        <w:rPr>
+          <w:rFonts w:ascii="Times New Roman" w:hAnsi="Times New Roman" w:cs="Times New Roman"/>
+        </w:rPr>
+        <w:t>R15 : (BODY TEMPERATURE=cold blooded) &amp;&amp; (skin cover=none) &amp;&amp; (give birth=no) &amp;&amp; (aquatic creature=semi) &amp;&amp; (aerial creature=no) &amp;&amp; (Has Legs=yes) &amp;&amp; (H=yes) = amphibians</w:t>
+      </w:r>
+    </w:p>
+    <w:p>
+      <w:pPr>
+        <w:pStyle w:val="ListParagraph"/>
+        <w:ind w:left="1440"/>
+        <w:rPr>
+          <w:rFonts w:ascii="Times New Roman" w:hAnsi="Times New Roman" w:cs="Times New Roman"/>
+        </w:rPr>
+      </w:pPr>
+      <w:r>
+        <w:rPr>
+          <w:rFonts w:ascii="Times New Roman" w:hAnsi="Times New Roman" w:cs="Times New Roman"/>
+        </w:rPr>
+        <w:t>After minimization: (give birth=no) &amp;&amp; (aquatic creature=semi) = amphibians</w:t>
       </w:r>
     </w:p>
     <w:p>
@@ -3262,238 +1531,82 @@
         <w:rPr>
           <w:rFonts w:ascii="Times New Roman" w:hAnsi="Times New Roman" w:cs="Times New Roman"/>
         </w:rPr>
-        <w:t>R</w:t>
-      </w:r>
-      <w:proofErr w:type="gramStart"/>
-      <w:r>
-        <w:rPr>
-          <w:rFonts w:ascii="Times New Roman" w:hAnsi="Times New Roman" w:cs="Times New Roman"/>
-        </w:rPr>
-        <w:t>1 :</w:t>
-      </w:r>
-      <w:proofErr w:type="gramEnd"/>
-      <w:r>
-        <w:rPr>
-          <w:rFonts w:ascii="Times New Roman" w:hAnsi="Times New Roman" w:cs="Times New Roman"/>
-        </w:rPr>
-        <w:t xml:space="preserve"> (</w:t>
-      </w:r>
-      <w:r>
-        <w:rPr>
-          <w:rFonts w:ascii="Times New Roman" w:hAnsi="Times New Roman" w:cs="Times New Roman"/>
-        </w:rPr>
-        <w:t>give birth</w:t>
-      </w:r>
-      <w:r>
-        <w:rPr>
-          <w:rFonts w:ascii="Times New Roman" w:hAnsi="Times New Roman" w:cs="Times New Roman"/>
-        </w:rPr>
-        <w:t>=yes) = mammals</w:t>
-      </w:r>
-    </w:p>
-    <w:p>
-      <w:pPr>
-        <w:pStyle w:val="ListParagraph"/>
-        <w:ind w:left="1440"/>
-        <w:rPr>
-          <w:rFonts w:ascii="Times New Roman" w:hAnsi="Times New Roman" w:cs="Times New Roman"/>
-        </w:rPr>
-      </w:pPr>
-      <w:r>
-        <w:rPr>
-          <w:rFonts w:ascii="Times New Roman" w:hAnsi="Times New Roman" w:cs="Times New Roman"/>
-        </w:rPr>
-        <w:t>R</w:t>
-      </w:r>
-      <w:proofErr w:type="gramStart"/>
-      <w:r>
-        <w:rPr>
-          <w:rFonts w:ascii="Times New Roman" w:hAnsi="Times New Roman" w:cs="Times New Roman"/>
-        </w:rPr>
-        <w:t>2 :</w:t>
-      </w:r>
-      <w:proofErr w:type="gramEnd"/>
-      <w:r>
-        <w:rPr>
-          <w:rFonts w:ascii="Times New Roman" w:hAnsi="Times New Roman" w:cs="Times New Roman"/>
-        </w:rPr>
-        <w:t xml:space="preserve"> (</w:t>
-      </w:r>
-      <w:r>
-        <w:rPr>
-          <w:rFonts w:ascii="Times New Roman" w:hAnsi="Times New Roman" w:cs="Times New Roman"/>
-        </w:rPr>
-        <w:t>give birth</w:t>
-      </w:r>
-      <w:r>
-        <w:rPr>
-          <w:rFonts w:ascii="Times New Roman" w:hAnsi="Times New Roman" w:cs="Times New Roman"/>
-        </w:rPr>
-        <w:t>=yes) = mammals</w:t>
-      </w:r>
-    </w:p>
-    <w:p>
-      <w:pPr>
-        <w:pStyle w:val="ListParagraph"/>
-        <w:ind w:left="1440"/>
-        <w:rPr>
-          <w:rFonts w:ascii="Times New Roman" w:hAnsi="Times New Roman" w:cs="Times New Roman"/>
-        </w:rPr>
-      </w:pPr>
-      <w:r>
-        <w:rPr>
-          <w:rFonts w:ascii="Times New Roman" w:hAnsi="Times New Roman" w:cs="Times New Roman"/>
-        </w:rPr>
-        <w:t>R</w:t>
-      </w:r>
-      <w:proofErr w:type="gramStart"/>
-      <w:r>
-        <w:rPr>
-          <w:rFonts w:ascii="Times New Roman" w:hAnsi="Times New Roman" w:cs="Times New Roman"/>
-        </w:rPr>
-        <w:t>3 :</w:t>
-      </w:r>
-      <w:proofErr w:type="gramEnd"/>
-      <w:r>
-        <w:rPr>
-          <w:rFonts w:ascii="Times New Roman" w:hAnsi="Times New Roman" w:cs="Times New Roman"/>
-        </w:rPr>
-        <w:t xml:space="preserve"> (</w:t>
-      </w:r>
-      <w:r>
-        <w:rPr>
-          <w:rFonts w:ascii="Times New Roman" w:hAnsi="Times New Roman" w:cs="Times New Roman"/>
-        </w:rPr>
-        <w:t>give birth</w:t>
-      </w:r>
-      <w:r>
-        <w:rPr>
-          <w:rFonts w:ascii="Times New Roman" w:hAnsi="Times New Roman" w:cs="Times New Roman"/>
-        </w:rPr>
-        <w:t>=yes) = mammals</w:t>
-      </w:r>
-    </w:p>
-    <w:p>
-      <w:pPr>
-        <w:pStyle w:val="ListParagraph"/>
-        <w:ind w:left="1440"/>
-        <w:rPr>
-          <w:rFonts w:ascii="Times New Roman" w:hAnsi="Times New Roman" w:cs="Times New Roman"/>
-        </w:rPr>
-      </w:pPr>
-      <w:r>
-        <w:rPr>
-          <w:rFonts w:ascii="Times New Roman" w:hAnsi="Times New Roman" w:cs="Times New Roman"/>
-        </w:rPr>
-        <w:t>R</w:t>
-      </w:r>
-      <w:proofErr w:type="gramStart"/>
-      <w:r>
-        <w:rPr>
-          <w:rFonts w:ascii="Times New Roman" w:hAnsi="Times New Roman" w:cs="Times New Roman"/>
-        </w:rPr>
-        <w:t>4 :</w:t>
-      </w:r>
-      <w:proofErr w:type="gramEnd"/>
-      <w:r>
-        <w:rPr>
-          <w:rFonts w:ascii="Times New Roman" w:hAnsi="Times New Roman" w:cs="Times New Roman"/>
-        </w:rPr>
-        <w:t xml:space="preserve"> (</w:t>
-      </w:r>
-      <w:r>
-        <w:rPr>
-          <w:rFonts w:ascii="Times New Roman" w:hAnsi="Times New Roman" w:cs="Times New Roman"/>
-        </w:rPr>
-        <w:t>give birth</w:t>
-      </w:r>
-      <w:r>
-        <w:rPr>
-          <w:rFonts w:ascii="Times New Roman" w:hAnsi="Times New Roman" w:cs="Times New Roman"/>
-        </w:rPr>
-        <w:t>=yes) = mammals</w:t>
-      </w:r>
-    </w:p>
-    <w:p>
-      <w:pPr>
-        <w:pStyle w:val="ListParagraph"/>
-        <w:ind w:left="1440"/>
-        <w:rPr>
-          <w:rFonts w:ascii="Times New Roman" w:hAnsi="Times New Roman" w:cs="Times New Roman"/>
-        </w:rPr>
-      </w:pPr>
-      <w:r>
-        <w:rPr>
-          <w:rFonts w:ascii="Times New Roman" w:hAnsi="Times New Roman" w:cs="Times New Roman"/>
-        </w:rPr>
-        <w:t>R</w:t>
-      </w:r>
-      <w:proofErr w:type="gramStart"/>
-      <w:r>
-        <w:rPr>
-          <w:rFonts w:ascii="Times New Roman" w:hAnsi="Times New Roman" w:cs="Times New Roman"/>
-        </w:rPr>
-        <w:t>5 :</w:t>
-      </w:r>
-      <w:proofErr w:type="gramEnd"/>
-      <w:r>
-        <w:rPr>
-          <w:rFonts w:ascii="Times New Roman" w:hAnsi="Times New Roman" w:cs="Times New Roman"/>
-        </w:rPr>
-        <w:t xml:space="preserve"> (</w:t>
-      </w:r>
-      <w:r>
-        <w:rPr>
-          <w:rFonts w:ascii="Times New Roman" w:hAnsi="Times New Roman" w:cs="Times New Roman"/>
-        </w:rPr>
-        <w:t>give birth</w:t>
-      </w:r>
-      <w:r>
-        <w:rPr>
-          <w:rFonts w:ascii="Times New Roman" w:hAnsi="Times New Roman" w:cs="Times New Roman"/>
-        </w:rPr>
-        <w:t>=yes) = mammals</w:t>
-      </w:r>
-    </w:p>
-    <w:p>
-      <w:pPr>
-        <w:pStyle w:val="ListParagraph"/>
-        <w:ind w:left="1440"/>
-        <w:rPr>
-          <w:rFonts w:ascii="Times New Roman" w:hAnsi="Times New Roman" w:cs="Times New Roman"/>
-        </w:rPr>
-      </w:pPr>
-      <w:r>
-        <w:rPr>
-          <w:rFonts w:ascii="Times New Roman" w:hAnsi="Times New Roman" w:cs="Times New Roman"/>
-        </w:rPr>
-        <w:t>R</w:t>
-      </w:r>
-      <w:proofErr w:type="gramStart"/>
-      <w:r>
-        <w:rPr>
-          <w:rFonts w:ascii="Times New Roman" w:hAnsi="Times New Roman" w:cs="Times New Roman"/>
-        </w:rPr>
-        <w:t>6 :</w:t>
-      </w:r>
-      <w:proofErr w:type="gramEnd"/>
-      <w:r>
-        <w:rPr>
-          <w:rFonts w:ascii="Times New Roman" w:hAnsi="Times New Roman" w:cs="Times New Roman"/>
-        </w:rPr>
-        <w:t xml:space="preserve"> (</w:t>
-      </w:r>
-      <w:r>
-        <w:rPr>
-          <w:rFonts w:ascii="Times New Roman" w:hAnsi="Times New Roman" w:cs="Times New Roman"/>
-        </w:rPr>
-        <w:t>give birth</w:t>
-      </w:r>
-      <w:r>
-        <w:rPr>
-          <w:rFonts w:ascii="Times New Roman" w:hAnsi="Times New Roman" w:cs="Times New Roman"/>
-        </w:rPr>
-        <w:t>=yes) = fishes</w:t>
+        <w:t>R1 : (give birth=yes) = mammals</w:t>
+      </w:r>
+    </w:p>
+    <w:p>
+      <w:pPr>
+        <w:pStyle w:val="ListParagraph"/>
+        <w:ind w:left="1440"/>
+        <w:rPr>
+          <w:rFonts w:ascii="Times New Roman" w:hAnsi="Times New Roman" w:cs="Times New Roman"/>
+        </w:rPr>
+      </w:pPr>
+      <w:r>
+        <w:rPr>
+          <w:rFonts w:ascii="Times New Roman" w:hAnsi="Times New Roman" w:cs="Times New Roman"/>
+        </w:rPr>
+        <w:t>R2 : (give birth=yes) = mammals</w:t>
+      </w:r>
+    </w:p>
+    <w:p>
+      <w:pPr>
+        <w:pStyle w:val="ListParagraph"/>
+        <w:ind w:left="1440"/>
+        <w:rPr>
+          <w:rFonts w:ascii="Times New Roman" w:hAnsi="Times New Roman" w:cs="Times New Roman"/>
+        </w:rPr>
+      </w:pPr>
+      <w:r>
+        <w:rPr>
+          <w:rFonts w:ascii="Times New Roman" w:hAnsi="Times New Roman" w:cs="Times New Roman"/>
+        </w:rPr>
+        <w:t>R3 : (give birth=yes) = mammals</w:t>
+      </w:r>
+    </w:p>
+    <w:p>
+      <w:pPr>
+        <w:pStyle w:val="ListParagraph"/>
+        <w:ind w:left="1440"/>
+        <w:rPr>
+          <w:rFonts w:ascii="Times New Roman" w:hAnsi="Times New Roman" w:cs="Times New Roman"/>
+        </w:rPr>
+      </w:pPr>
+      <w:r>
+        <w:rPr>
+          <w:rFonts w:ascii="Times New Roman" w:hAnsi="Times New Roman" w:cs="Times New Roman"/>
+        </w:rPr>
+        <w:t>R4 : (give birth=yes) = mammals</w:t>
+      </w:r>
+    </w:p>
+    <w:p>
+      <w:pPr>
+        <w:pStyle w:val="ListParagraph"/>
+        <w:ind w:left="1440"/>
+        <w:rPr>
+          <w:rFonts w:ascii="Times New Roman" w:hAnsi="Times New Roman" w:cs="Times New Roman"/>
+        </w:rPr>
+      </w:pPr>
+      <w:r>
+        <w:rPr>
+          <w:rFonts w:ascii="Times New Roman" w:hAnsi="Times New Roman" w:cs="Times New Roman"/>
+        </w:rPr>
+        <w:t>R5 : (give birth=yes) = mammals</w:t>
+      </w:r>
+    </w:p>
+    <w:p>
+      <w:pPr>
+        <w:pStyle w:val="ListParagraph"/>
+        <w:ind w:left="1440"/>
+        <w:rPr>
+          <w:rFonts w:ascii="Times New Roman" w:hAnsi="Times New Roman" w:cs="Times New Roman"/>
+        </w:rPr>
+      </w:pPr>
+      <w:r>
+        <w:rPr>
+          <w:rFonts w:ascii="Times New Roman" w:hAnsi="Times New Roman" w:cs="Times New Roman"/>
+        </w:rPr>
+        <w:t>R6 : (give birth=yes) = fishes</w:t>
       </w:r>
     </w:p>
     <w:p>
@@ -3532,310 +1645,82 @@
         <w:rPr>
           <w:rFonts w:ascii="Times New Roman" w:hAnsi="Times New Roman" w:cs="Times New Roman"/>
         </w:rPr>
-        <w:t>R</w:t>
-      </w:r>
-      <w:proofErr w:type="gramStart"/>
-      <w:r>
-        <w:rPr>
-          <w:rFonts w:ascii="Times New Roman" w:hAnsi="Times New Roman" w:cs="Times New Roman"/>
-        </w:rPr>
-        <w:t>7 :</w:t>
-      </w:r>
-      <w:proofErr w:type="gramEnd"/>
-      <w:r>
-        <w:rPr>
-          <w:rFonts w:ascii="Times New Roman" w:hAnsi="Times New Roman" w:cs="Times New Roman"/>
-        </w:rPr>
-        <w:t xml:space="preserve"> (</w:t>
-      </w:r>
-      <w:r>
-        <w:rPr>
-          <w:rFonts w:ascii="Times New Roman" w:hAnsi="Times New Roman" w:cs="Times New Roman"/>
-        </w:rPr>
-        <w:t>give birth</w:t>
-      </w:r>
-      <w:r>
-        <w:rPr>
-          <w:rFonts w:ascii="Times New Roman" w:hAnsi="Times New Roman" w:cs="Times New Roman"/>
-        </w:rPr>
-        <w:t>=no) &amp;&amp; (</w:t>
-      </w:r>
-      <w:r>
-        <w:rPr>
-          <w:rFonts w:ascii="Times New Roman" w:hAnsi="Times New Roman" w:cs="Times New Roman"/>
-        </w:rPr>
-        <w:t>aquatic creature</w:t>
-      </w:r>
-      <w:r>
-        <w:rPr>
-          <w:rFonts w:ascii="Times New Roman" w:hAnsi="Times New Roman" w:cs="Times New Roman"/>
-        </w:rPr>
-        <w:t>=yes) = fishes</w:t>
-      </w:r>
-    </w:p>
-    <w:p>
-      <w:pPr>
-        <w:pStyle w:val="ListParagraph"/>
-        <w:ind w:left="1440"/>
-        <w:rPr>
-          <w:rFonts w:ascii="Times New Roman" w:hAnsi="Times New Roman" w:cs="Times New Roman"/>
-        </w:rPr>
-      </w:pPr>
-      <w:r>
-        <w:rPr>
-          <w:rFonts w:ascii="Times New Roman" w:hAnsi="Times New Roman" w:cs="Times New Roman"/>
-        </w:rPr>
-        <w:t>R</w:t>
-      </w:r>
-      <w:proofErr w:type="gramStart"/>
-      <w:r>
-        <w:rPr>
-          <w:rFonts w:ascii="Times New Roman" w:hAnsi="Times New Roman" w:cs="Times New Roman"/>
-        </w:rPr>
-        <w:t>8 :</w:t>
-      </w:r>
-      <w:proofErr w:type="gramEnd"/>
-      <w:r>
-        <w:rPr>
-          <w:rFonts w:ascii="Times New Roman" w:hAnsi="Times New Roman" w:cs="Times New Roman"/>
-        </w:rPr>
-        <w:t xml:space="preserve"> (</w:t>
-      </w:r>
-      <w:r>
-        <w:rPr>
-          <w:rFonts w:ascii="Times New Roman" w:hAnsi="Times New Roman" w:cs="Times New Roman"/>
-        </w:rPr>
-        <w:t>give birth</w:t>
-      </w:r>
-      <w:r>
-        <w:rPr>
-          <w:rFonts w:ascii="Times New Roman" w:hAnsi="Times New Roman" w:cs="Times New Roman"/>
-        </w:rPr>
-        <w:t>=no) &amp;&amp; (</w:t>
-      </w:r>
-      <w:r>
-        <w:rPr>
-          <w:rFonts w:ascii="Times New Roman" w:hAnsi="Times New Roman" w:cs="Times New Roman"/>
-        </w:rPr>
-        <w:t>aquatic creature</w:t>
-      </w:r>
-      <w:r>
-        <w:rPr>
-          <w:rFonts w:ascii="Times New Roman" w:hAnsi="Times New Roman" w:cs="Times New Roman"/>
-        </w:rPr>
-        <w:t xml:space="preserve">=yes) = fishes </w:t>
-      </w:r>
-    </w:p>
-    <w:p>
-      <w:pPr>
-        <w:pStyle w:val="ListParagraph"/>
-        <w:ind w:left="1440"/>
-        <w:rPr>
-          <w:rFonts w:ascii="Times New Roman" w:hAnsi="Times New Roman" w:cs="Times New Roman"/>
-        </w:rPr>
-      </w:pPr>
-      <w:r>
-        <w:rPr>
-          <w:rFonts w:ascii="Times New Roman" w:hAnsi="Times New Roman" w:cs="Times New Roman"/>
-        </w:rPr>
-        <w:t>R</w:t>
-      </w:r>
-      <w:proofErr w:type="gramStart"/>
-      <w:r>
-        <w:rPr>
-          <w:rFonts w:ascii="Times New Roman" w:hAnsi="Times New Roman" w:cs="Times New Roman"/>
-        </w:rPr>
-        <w:t>9 :</w:t>
-      </w:r>
-      <w:proofErr w:type="gramEnd"/>
-      <w:r>
-        <w:rPr>
-          <w:rFonts w:ascii="Times New Roman" w:hAnsi="Times New Roman" w:cs="Times New Roman"/>
-        </w:rPr>
-        <w:t xml:space="preserve"> (</w:t>
-      </w:r>
-      <w:r>
-        <w:rPr>
-          <w:rFonts w:ascii="Times New Roman" w:hAnsi="Times New Roman" w:cs="Times New Roman"/>
-        </w:rPr>
-        <w:t>give birth</w:t>
-      </w:r>
-      <w:r>
-        <w:rPr>
-          <w:rFonts w:ascii="Times New Roman" w:hAnsi="Times New Roman" w:cs="Times New Roman"/>
-        </w:rPr>
-        <w:t>=no) &amp;&amp; (</w:t>
-      </w:r>
-      <w:r>
-        <w:rPr>
-          <w:rFonts w:ascii="Times New Roman" w:hAnsi="Times New Roman" w:cs="Times New Roman"/>
-        </w:rPr>
-        <w:t>aquatic creature</w:t>
-      </w:r>
-      <w:r>
-        <w:rPr>
-          <w:rFonts w:ascii="Times New Roman" w:hAnsi="Times New Roman" w:cs="Times New Roman"/>
-        </w:rPr>
-        <w:t>=semi) = amphibians</w:t>
-      </w:r>
-    </w:p>
-    <w:p>
-      <w:pPr>
-        <w:pStyle w:val="ListParagraph"/>
-        <w:ind w:left="1440"/>
-        <w:rPr>
-          <w:rFonts w:ascii="Times New Roman" w:hAnsi="Times New Roman" w:cs="Times New Roman"/>
-        </w:rPr>
-      </w:pPr>
-      <w:r>
-        <w:rPr>
-          <w:rFonts w:ascii="Times New Roman" w:hAnsi="Times New Roman" w:cs="Times New Roman"/>
-        </w:rPr>
-        <w:t>R</w:t>
-      </w:r>
-      <w:proofErr w:type="gramStart"/>
-      <w:r>
-        <w:rPr>
-          <w:rFonts w:ascii="Times New Roman" w:hAnsi="Times New Roman" w:cs="Times New Roman"/>
-        </w:rPr>
-        <w:t>10 :</w:t>
-      </w:r>
-      <w:proofErr w:type="gramEnd"/>
-      <w:r>
-        <w:rPr>
-          <w:rFonts w:ascii="Times New Roman" w:hAnsi="Times New Roman" w:cs="Times New Roman"/>
-        </w:rPr>
-        <w:t xml:space="preserve"> (</w:t>
-      </w:r>
-      <w:r>
-        <w:rPr>
-          <w:rFonts w:ascii="Times New Roman" w:hAnsi="Times New Roman" w:cs="Times New Roman"/>
-        </w:rPr>
-        <w:t>give birth</w:t>
-      </w:r>
-      <w:r>
-        <w:rPr>
-          <w:rFonts w:ascii="Times New Roman" w:hAnsi="Times New Roman" w:cs="Times New Roman"/>
-        </w:rPr>
-        <w:t>=no) &amp;&amp; (</w:t>
-      </w:r>
-      <w:r>
-        <w:rPr>
-          <w:rFonts w:ascii="Times New Roman" w:hAnsi="Times New Roman" w:cs="Times New Roman"/>
-        </w:rPr>
-        <w:t>aquatic creature</w:t>
-      </w:r>
-      <w:r>
-        <w:rPr>
-          <w:rFonts w:ascii="Times New Roman" w:hAnsi="Times New Roman" w:cs="Times New Roman"/>
-        </w:rPr>
-        <w:t>=semi) = amphibians</w:t>
-      </w:r>
-    </w:p>
-    <w:p>
-      <w:pPr>
-        <w:pStyle w:val="ListParagraph"/>
-        <w:ind w:left="1440"/>
-        <w:rPr>
-          <w:rFonts w:ascii="Times New Roman" w:hAnsi="Times New Roman" w:cs="Times New Roman"/>
-        </w:rPr>
-      </w:pPr>
-      <w:r>
-        <w:rPr>
-          <w:rFonts w:ascii="Times New Roman" w:hAnsi="Times New Roman" w:cs="Times New Roman"/>
-        </w:rPr>
-        <w:t>R</w:t>
-      </w:r>
-      <w:proofErr w:type="gramStart"/>
-      <w:r>
-        <w:rPr>
-          <w:rFonts w:ascii="Times New Roman" w:hAnsi="Times New Roman" w:cs="Times New Roman"/>
-        </w:rPr>
-        <w:t>11 :</w:t>
-      </w:r>
-      <w:proofErr w:type="gramEnd"/>
-      <w:r>
-        <w:rPr>
-          <w:rFonts w:ascii="Times New Roman" w:hAnsi="Times New Roman" w:cs="Times New Roman"/>
-        </w:rPr>
-        <w:t xml:space="preserve"> (</w:t>
-      </w:r>
-      <w:r>
-        <w:rPr>
-          <w:rFonts w:ascii="Times New Roman" w:hAnsi="Times New Roman" w:cs="Times New Roman"/>
-        </w:rPr>
-        <w:t>give birth</w:t>
-      </w:r>
-      <w:r>
-        <w:rPr>
-          <w:rFonts w:ascii="Times New Roman" w:hAnsi="Times New Roman" w:cs="Times New Roman"/>
-        </w:rPr>
-        <w:t>=no) &amp;&amp; (</w:t>
-      </w:r>
-      <w:r>
-        <w:rPr>
-          <w:rFonts w:ascii="Times New Roman" w:hAnsi="Times New Roman" w:cs="Times New Roman"/>
-        </w:rPr>
-        <w:t>aquatic creature</w:t>
-      </w:r>
-      <w:r>
-        <w:rPr>
-          <w:rFonts w:ascii="Times New Roman" w:hAnsi="Times New Roman" w:cs="Times New Roman"/>
-        </w:rPr>
-        <w:t>=semi) = reptiles</w:t>
-      </w:r>
-    </w:p>
-    <w:p>
-      <w:pPr>
-        <w:pStyle w:val="ListParagraph"/>
-        <w:ind w:left="1440"/>
-        <w:rPr>
-          <w:rFonts w:ascii="Times New Roman" w:hAnsi="Times New Roman" w:cs="Times New Roman"/>
-        </w:rPr>
-      </w:pPr>
-      <w:r>
-        <w:rPr>
-          <w:rFonts w:ascii="Times New Roman" w:hAnsi="Times New Roman" w:cs="Times New Roman"/>
-        </w:rPr>
-        <w:t>R</w:t>
-      </w:r>
-      <w:proofErr w:type="gramStart"/>
-      <w:r>
-        <w:rPr>
-          <w:rFonts w:ascii="Times New Roman" w:hAnsi="Times New Roman" w:cs="Times New Roman"/>
-        </w:rPr>
-        <w:t>12 :</w:t>
-      </w:r>
-      <w:proofErr w:type="gramEnd"/>
-      <w:r>
-        <w:rPr>
-          <w:rFonts w:ascii="Times New Roman" w:hAnsi="Times New Roman" w:cs="Times New Roman"/>
-        </w:rPr>
-        <w:t xml:space="preserve"> (</w:t>
-      </w:r>
-      <w:r>
-        <w:rPr>
-          <w:rFonts w:ascii="Times New Roman" w:hAnsi="Times New Roman" w:cs="Times New Roman"/>
-        </w:rPr>
-        <w:t>give birth</w:t>
-      </w:r>
-      <w:r>
-        <w:rPr>
-          <w:rFonts w:ascii="Times New Roman" w:hAnsi="Times New Roman" w:cs="Times New Roman"/>
-        </w:rPr>
-        <w:t>=no) &amp;&amp; (</w:t>
-      </w:r>
-      <w:r>
-        <w:rPr>
-          <w:rFonts w:ascii="Times New Roman" w:hAnsi="Times New Roman" w:cs="Times New Roman"/>
-        </w:rPr>
-        <w:t>aquatic creature</w:t>
-      </w:r>
-      <w:r>
-        <w:rPr>
-          <w:rFonts w:ascii="Times New Roman" w:hAnsi="Times New Roman" w:cs="Times New Roman"/>
-        </w:rPr>
-        <w:t>=semi) = birds</w:t>
+        <w:t>R7 : (give birth=no) &amp;&amp; (aquatic creature=yes) = fishes</w:t>
+      </w:r>
+    </w:p>
+    <w:p>
+      <w:pPr>
+        <w:pStyle w:val="ListParagraph"/>
+        <w:ind w:left="1440"/>
+        <w:rPr>
+          <w:rFonts w:ascii="Times New Roman" w:hAnsi="Times New Roman" w:cs="Times New Roman"/>
+        </w:rPr>
+      </w:pPr>
+      <w:r>
+        <w:rPr>
+          <w:rFonts w:ascii="Times New Roman" w:hAnsi="Times New Roman" w:cs="Times New Roman"/>
+        </w:rPr>
+        <w:t xml:space="preserve">R8 : (give birth=no) &amp;&amp; (aquatic creature=yes) = fishes </w:t>
+      </w:r>
+    </w:p>
+    <w:p>
+      <w:pPr>
+        <w:pStyle w:val="ListParagraph"/>
+        <w:ind w:left="1440"/>
+        <w:rPr>
+          <w:rFonts w:ascii="Times New Roman" w:hAnsi="Times New Roman" w:cs="Times New Roman"/>
+        </w:rPr>
+      </w:pPr>
+      <w:r>
+        <w:rPr>
+          <w:rFonts w:ascii="Times New Roman" w:hAnsi="Times New Roman" w:cs="Times New Roman"/>
+        </w:rPr>
+        <w:t>R9 : (give birth=no) &amp;&amp; (aquatic creature=semi) = amphibians</w:t>
+      </w:r>
+    </w:p>
+    <w:p>
+      <w:pPr>
+        <w:pStyle w:val="ListParagraph"/>
+        <w:ind w:left="1440"/>
+        <w:rPr>
+          <w:rFonts w:ascii="Times New Roman" w:hAnsi="Times New Roman" w:cs="Times New Roman"/>
+        </w:rPr>
+      </w:pPr>
+      <w:r>
+        <w:rPr>
+          <w:rFonts w:ascii="Times New Roman" w:hAnsi="Times New Roman" w:cs="Times New Roman"/>
+        </w:rPr>
+        <w:t>R10 : (give birth=no) &amp;&amp; (aquatic creature=semi) = amphibians</w:t>
+      </w:r>
+    </w:p>
+    <w:p>
+      <w:pPr>
+        <w:pStyle w:val="ListParagraph"/>
+        <w:ind w:left="1440"/>
+        <w:rPr>
+          <w:rFonts w:ascii="Times New Roman" w:hAnsi="Times New Roman" w:cs="Times New Roman"/>
+        </w:rPr>
+      </w:pPr>
+      <w:r>
+        <w:rPr>
+          <w:rFonts w:ascii="Times New Roman" w:hAnsi="Times New Roman" w:cs="Times New Roman"/>
+        </w:rPr>
+        <w:t>R11 : (give birth=no) &amp;&amp; (aquatic creature=semi) = reptiles</w:t>
+      </w:r>
+    </w:p>
+    <w:p>
+      <w:pPr>
+        <w:pStyle w:val="ListParagraph"/>
+        <w:ind w:left="1440"/>
+        <w:rPr>
+          <w:rFonts w:ascii="Times New Roman" w:hAnsi="Times New Roman" w:cs="Times New Roman"/>
+        </w:rPr>
+      </w:pPr>
+      <w:r>
+        <w:rPr>
+          <w:rFonts w:ascii="Times New Roman" w:hAnsi="Times New Roman" w:cs="Times New Roman"/>
+        </w:rPr>
+        <w:t>R12 : (give birth=no) &amp;&amp; (aquatic creature=semi) = birds</w:t>
       </w:r>
     </w:p>
     <w:p>
@@ -3874,187 +1759,37 @@
         <w:rPr>
           <w:rFonts w:ascii="Times New Roman" w:hAnsi="Times New Roman" w:cs="Times New Roman"/>
         </w:rPr>
-        <w:t>R</w:t>
-      </w:r>
-      <w:proofErr w:type="gramStart"/>
-      <w:r>
-        <w:rPr>
-          <w:rFonts w:ascii="Times New Roman" w:hAnsi="Times New Roman" w:cs="Times New Roman"/>
-        </w:rPr>
-        <w:t>13 :</w:t>
-      </w:r>
-      <w:proofErr w:type="gramEnd"/>
-      <w:r>
-        <w:rPr>
-          <w:rFonts w:ascii="Times New Roman" w:hAnsi="Times New Roman" w:cs="Times New Roman"/>
-        </w:rPr>
-        <w:t xml:space="preserve"> (</w:t>
-      </w:r>
-      <w:r>
-        <w:rPr>
-          <w:rFonts w:ascii="Times New Roman" w:hAnsi="Times New Roman" w:cs="Times New Roman"/>
-        </w:rPr>
-        <w:t>give birth</w:t>
-      </w:r>
-      <w:r>
-        <w:rPr>
-          <w:rFonts w:ascii="Times New Roman" w:hAnsi="Times New Roman" w:cs="Times New Roman"/>
-        </w:rPr>
-        <w:t>=no) &amp;&amp; (</w:t>
-      </w:r>
-      <w:r>
-        <w:rPr>
-          <w:rFonts w:ascii="Times New Roman" w:hAnsi="Times New Roman" w:cs="Times New Roman"/>
-        </w:rPr>
-        <w:t>aquatic creature</w:t>
-      </w:r>
-      <w:r>
-        <w:rPr>
-          <w:rFonts w:ascii="Times New Roman" w:hAnsi="Times New Roman" w:cs="Times New Roman"/>
-        </w:rPr>
-        <w:t>=no) &amp;&amp; (</w:t>
-      </w:r>
-      <w:r>
-        <w:rPr>
-          <w:rFonts w:ascii="Times New Roman" w:hAnsi="Times New Roman" w:cs="Times New Roman"/>
-        </w:rPr>
-        <w:t>aerial creature</w:t>
-      </w:r>
-      <w:r>
-        <w:rPr>
-          <w:rFonts w:ascii="Times New Roman" w:hAnsi="Times New Roman" w:cs="Times New Roman"/>
-        </w:rPr>
-        <w:t>=yes) = birds</w:t>
-      </w:r>
-    </w:p>
-    <w:p>
-      <w:pPr>
-        <w:pStyle w:val="ListParagraph"/>
-        <w:ind w:left="1440"/>
-        <w:rPr>
-          <w:rFonts w:ascii="Times New Roman" w:hAnsi="Times New Roman" w:cs="Times New Roman"/>
-        </w:rPr>
-      </w:pPr>
-      <w:r>
-        <w:rPr>
-          <w:rFonts w:ascii="Times New Roman" w:hAnsi="Times New Roman" w:cs="Times New Roman"/>
-        </w:rPr>
-        <w:t>R</w:t>
-      </w:r>
-      <w:proofErr w:type="gramStart"/>
-      <w:r>
-        <w:rPr>
-          <w:rFonts w:ascii="Times New Roman" w:hAnsi="Times New Roman" w:cs="Times New Roman"/>
-        </w:rPr>
-        <w:t>14 :</w:t>
-      </w:r>
-      <w:proofErr w:type="gramEnd"/>
-      <w:r>
-        <w:rPr>
-          <w:rFonts w:ascii="Times New Roman" w:hAnsi="Times New Roman" w:cs="Times New Roman"/>
-        </w:rPr>
-        <w:t xml:space="preserve"> (</w:t>
-      </w:r>
-      <w:r>
-        <w:rPr>
-          <w:rFonts w:ascii="Times New Roman" w:hAnsi="Times New Roman" w:cs="Times New Roman"/>
-        </w:rPr>
-        <w:t>give birth</w:t>
-      </w:r>
-      <w:r>
-        <w:rPr>
-          <w:rFonts w:ascii="Times New Roman" w:hAnsi="Times New Roman" w:cs="Times New Roman"/>
-        </w:rPr>
-        <w:t>=no) &amp;&amp; (</w:t>
-      </w:r>
-      <w:r>
-        <w:rPr>
-          <w:rFonts w:ascii="Times New Roman" w:hAnsi="Times New Roman" w:cs="Times New Roman"/>
-        </w:rPr>
-        <w:t>aquatic creature</w:t>
-      </w:r>
-      <w:r>
-        <w:rPr>
-          <w:rFonts w:ascii="Times New Roman" w:hAnsi="Times New Roman" w:cs="Times New Roman"/>
-        </w:rPr>
-        <w:t>=no) &amp;&amp; (</w:t>
-      </w:r>
-      <w:r>
-        <w:rPr>
-          <w:rFonts w:ascii="Times New Roman" w:hAnsi="Times New Roman" w:cs="Times New Roman"/>
-        </w:rPr>
-        <w:t>aerial creature</w:t>
-      </w:r>
-      <w:r>
-        <w:rPr>
-          <w:rFonts w:ascii="Times New Roman" w:hAnsi="Times New Roman" w:cs="Times New Roman"/>
-        </w:rPr>
-        <w:t>=no) = reptiles</w:t>
-      </w:r>
-    </w:p>
-    <w:p>
-      <w:pPr>
-        <w:pStyle w:val="ListParagraph"/>
-        <w:ind w:left="1440"/>
-        <w:rPr>
-          <w:rFonts w:ascii="Times New Roman" w:hAnsi="Times New Roman" w:cs="Times New Roman"/>
-        </w:rPr>
-      </w:pPr>
-      <w:r>
-        <w:rPr>
-          <w:rFonts w:ascii="Times New Roman" w:hAnsi="Times New Roman" w:cs="Times New Roman"/>
-        </w:rPr>
-        <w:t>R</w:t>
-      </w:r>
-      <w:proofErr w:type="gramStart"/>
-      <w:r>
-        <w:rPr>
-          <w:rFonts w:ascii="Times New Roman" w:hAnsi="Times New Roman" w:cs="Times New Roman"/>
-        </w:rPr>
-        <w:t>15 :</w:t>
-      </w:r>
-      <w:proofErr w:type="gramEnd"/>
-      <w:r>
-        <w:rPr>
-          <w:rFonts w:ascii="Times New Roman" w:hAnsi="Times New Roman" w:cs="Times New Roman"/>
-        </w:rPr>
-        <w:t xml:space="preserve"> (</w:t>
-      </w:r>
-      <w:r>
-        <w:rPr>
-          <w:rFonts w:ascii="Times New Roman" w:hAnsi="Times New Roman" w:cs="Times New Roman"/>
-        </w:rPr>
-        <w:t>give birth</w:t>
-      </w:r>
-      <w:r>
-        <w:rPr>
-          <w:rFonts w:ascii="Times New Roman" w:hAnsi="Times New Roman" w:cs="Times New Roman"/>
-        </w:rPr>
-        <w:t>=no) &amp;&amp; (</w:t>
-      </w:r>
-      <w:r>
-        <w:rPr>
-          <w:rFonts w:ascii="Times New Roman" w:hAnsi="Times New Roman" w:cs="Times New Roman"/>
-        </w:rPr>
-        <w:t>aquatic creature</w:t>
-      </w:r>
-      <w:r>
-        <w:rPr>
-          <w:rFonts w:ascii="Times New Roman" w:hAnsi="Times New Roman" w:cs="Times New Roman"/>
-        </w:rPr>
-        <w:t>=no) &amp;&amp; (</w:t>
-      </w:r>
-      <w:r>
-        <w:rPr>
-          <w:rFonts w:ascii="Times New Roman" w:hAnsi="Times New Roman" w:cs="Times New Roman"/>
-        </w:rPr>
-        <w:t>aerial creature</w:t>
-      </w:r>
-      <w:r>
-        <w:rPr>
-          <w:rFonts w:ascii="Times New Roman" w:hAnsi="Times New Roman" w:cs="Times New Roman"/>
-        </w:rPr>
-        <w:t>=no) = reptiles</w:t>
+        <w:t>R13 : (give birth=no) &amp;&amp; (aquatic creature=no) &amp;&amp; (aerial creature=yes) = birds</w:t>
+      </w:r>
+    </w:p>
+    <w:p>
+      <w:pPr>
+        <w:pStyle w:val="ListParagraph"/>
+        <w:ind w:left="1440"/>
+        <w:rPr>
+          <w:rFonts w:ascii="Times New Roman" w:hAnsi="Times New Roman" w:cs="Times New Roman"/>
+        </w:rPr>
+      </w:pPr>
+      <w:r>
+        <w:rPr>
+          <w:rFonts w:ascii="Times New Roman" w:hAnsi="Times New Roman" w:cs="Times New Roman"/>
+        </w:rPr>
+        <w:t>R14 : (give birth=no) &amp;&amp; (aquatic creature=no) &amp;&amp; (aerial creature=no) = reptiles</w:t>
+      </w:r>
+    </w:p>
+    <w:p>
+      <w:pPr>
+        <w:pStyle w:val="ListParagraph"/>
+        <w:ind w:left="1440"/>
+        <w:rPr>
+          <w:rFonts w:ascii="Times New Roman" w:hAnsi="Times New Roman" w:cs="Times New Roman"/>
+        </w:rPr>
+      </w:pPr>
+      <w:r>
+        <w:rPr>
+          <w:rFonts w:ascii="Times New Roman" w:hAnsi="Times New Roman" w:cs="Times New Roman"/>
+        </w:rPr>
+        <w:t>R15 : (give birth=no) &amp;&amp; (aquatic creature=no) &amp;&amp; (aerial creature=no) = reptiles</w:t>
       </w:r>
     </w:p>
     <w:p>
@@ -4117,27 +1852,7 @@
         <w:rPr>
           <w:rFonts w:ascii="Times New Roman" w:hAnsi="Times New Roman" w:cs="Times New Roman"/>
         </w:rPr>
-        <w:t>(</w:t>
-      </w:r>
-      <w:proofErr w:type="gramStart"/>
-      <w:r>
-        <w:rPr>
-          <w:rFonts w:ascii="Times New Roman" w:hAnsi="Times New Roman" w:cs="Times New Roman"/>
-        </w:rPr>
-        <w:t>give</w:t>
-      </w:r>
-      <w:proofErr w:type="gramEnd"/>
-      <w:r>
-        <w:rPr>
-          <w:rFonts w:ascii="Times New Roman" w:hAnsi="Times New Roman" w:cs="Times New Roman"/>
-        </w:rPr>
-        <w:t xml:space="preserve"> birth</w:t>
-      </w:r>
-      <w:r>
-        <w:rPr>
-          <w:rFonts w:ascii="Times New Roman" w:hAnsi="Times New Roman" w:cs="Times New Roman"/>
-        </w:rPr>
-        <w:t>=yes) = mammals</w:t>
+        <w:t>(give birth=yes) = mammals</w:t>
       </w:r>
     </w:p>
     <w:p>
@@ -4191,39 +1906,7 @@
         <w:rPr>
           <w:rFonts w:ascii="Times New Roman" w:hAnsi="Times New Roman" w:cs="Times New Roman"/>
         </w:rPr>
-        <w:t>(</w:t>
-      </w:r>
-      <w:proofErr w:type="gramStart"/>
-      <w:r>
-        <w:rPr>
-          <w:rFonts w:ascii="Times New Roman" w:hAnsi="Times New Roman" w:cs="Times New Roman"/>
-        </w:rPr>
-        <w:t>give</w:t>
-      </w:r>
-      <w:proofErr w:type="gramEnd"/>
-      <w:r>
-        <w:rPr>
-          <w:rFonts w:ascii="Times New Roman" w:hAnsi="Times New Roman" w:cs="Times New Roman"/>
-        </w:rPr>
-        <w:t xml:space="preserve"> birth</w:t>
-      </w:r>
-      <w:r>
-        <w:rPr>
-          <w:rFonts w:ascii="Times New Roman" w:hAnsi="Times New Roman" w:cs="Times New Roman"/>
-        </w:rPr>
-        <w:t>=no) &amp;&amp; (</w:t>
-      </w:r>
-      <w:r>
-        <w:rPr>
-          <w:rFonts w:ascii="Times New Roman" w:hAnsi="Times New Roman" w:cs="Times New Roman"/>
-        </w:rPr>
-        <w:t>aquatic creature</w:t>
-      </w:r>
-      <w:r>
-        <w:rPr>
-          <w:rFonts w:ascii="Times New Roman" w:hAnsi="Times New Roman" w:cs="Times New Roman"/>
-        </w:rPr>
-        <w:t xml:space="preserve">=yes) = fishes </w:t>
+        <w:t xml:space="preserve">(give birth=no) &amp;&amp; (aquatic creature=yes) = fishes </w:t>
       </w:r>
     </w:p>
     <w:p>
@@ -4262,39 +1945,7 @@
         <w:rPr>
           <w:rFonts w:ascii="Times New Roman" w:hAnsi="Times New Roman" w:cs="Times New Roman"/>
         </w:rPr>
-        <w:t>(</w:t>
-      </w:r>
-      <w:proofErr w:type="gramStart"/>
-      <w:r>
-        <w:rPr>
-          <w:rFonts w:ascii="Times New Roman" w:hAnsi="Times New Roman" w:cs="Times New Roman"/>
-        </w:rPr>
-        <w:t>give</w:t>
-      </w:r>
-      <w:proofErr w:type="gramEnd"/>
-      <w:r>
-        <w:rPr>
-          <w:rFonts w:ascii="Times New Roman" w:hAnsi="Times New Roman" w:cs="Times New Roman"/>
-        </w:rPr>
-        <w:t xml:space="preserve"> birth</w:t>
-      </w:r>
-      <w:r>
-        <w:rPr>
-          <w:rFonts w:ascii="Times New Roman" w:hAnsi="Times New Roman" w:cs="Times New Roman"/>
-        </w:rPr>
-        <w:t>=no) &amp;&amp; (</w:t>
-      </w:r>
-      <w:r>
-        <w:rPr>
-          <w:rFonts w:ascii="Times New Roman" w:hAnsi="Times New Roman" w:cs="Times New Roman"/>
-        </w:rPr>
-        <w:t>aquatic creature</w:t>
-      </w:r>
-      <w:r>
-        <w:rPr>
-          <w:rFonts w:ascii="Times New Roman" w:hAnsi="Times New Roman" w:cs="Times New Roman"/>
-        </w:rPr>
-        <w:t>=semi) = amphibians</w:t>
+        <w:t>(give birth=no) &amp;&amp; (aquatic creature=semi) = amphibians</w:t>
       </w:r>
     </w:p>
     <w:p>
@@ -4348,51 +1999,7 @@
         <w:rPr>
           <w:rFonts w:ascii="Times New Roman" w:hAnsi="Times New Roman" w:cs="Times New Roman"/>
         </w:rPr>
-        <w:t>(</w:t>
-      </w:r>
-      <w:proofErr w:type="gramStart"/>
-      <w:r>
-        <w:rPr>
-          <w:rFonts w:ascii="Times New Roman" w:hAnsi="Times New Roman" w:cs="Times New Roman"/>
-        </w:rPr>
-        <w:t>give</w:t>
-      </w:r>
-      <w:proofErr w:type="gramEnd"/>
-      <w:r>
-        <w:rPr>
-          <w:rFonts w:ascii="Times New Roman" w:hAnsi="Times New Roman" w:cs="Times New Roman"/>
-        </w:rPr>
-        <w:t xml:space="preserve"> birth</w:t>
-      </w:r>
-      <w:r>
-        <w:rPr>
-          <w:rFonts w:ascii="Times New Roman" w:hAnsi="Times New Roman" w:cs="Times New Roman"/>
-        </w:rPr>
-        <w:t>=no) &amp;&amp; (</w:t>
-      </w:r>
-      <w:r>
-        <w:rPr>
-          <w:rFonts w:ascii="Times New Roman" w:hAnsi="Times New Roman" w:cs="Times New Roman"/>
-        </w:rPr>
-        <w:t>aquatic creature</w:t>
-      </w:r>
-      <w:r>
-        <w:rPr>
-          <w:rFonts w:ascii="Times New Roman" w:hAnsi="Times New Roman" w:cs="Times New Roman"/>
-        </w:rPr>
-        <w:t>=no) &amp;&amp; (</w:t>
-      </w:r>
-      <w:r>
-        <w:rPr>
-          <w:rFonts w:ascii="Times New Roman" w:hAnsi="Times New Roman" w:cs="Times New Roman"/>
-        </w:rPr>
-        <w:t>aerial creature</w:t>
-      </w:r>
-      <w:r>
-        <w:rPr>
-          <w:rFonts w:ascii="Times New Roman" w:hAnsi="Times New Roman" w:cs="Times New Roman"/>
-        </w:rPr>
-        <w:t>=yes) = birds</w:t>
+        <w:t>(give birth=no) &amp;&amp; (aquatic creature=no) &amp;&amp; (aerial creature=yes) = birds</w:t>
       </w:r>
     </w:p>
     <w:p>
@@ -4431,51 +2038,7 @@
         <w:rPr>
           <w:rFonts w:ascii="Times New Roman" w:hAnsi="Times New Roman" w:cs="Times New Roman"/>
         </w:rPr>
-        <w:t>(</w:t>
-      </w:r>
-      <w:proofErr w:type="gramStart"/>
-      <w:r>
-        <w:rPr>
-          <w:rFonts w:ascii="Times New Roman" w:hAnsi="Times New Roman" w:cs="Times New Roman"/>
-        </w:rPr>
-        <w:t>give</w:t>
-      </w:r>
-      <w:proofErr w:type="gramEnd"/>
-      <w:r>
-        <w:rPr>
-          <w:rFonts w:ascii="Times New Roman" w:hAnsi="Times New Roman" w:cs="Times New Roman"/>
-        </w:rPr>
-        <w:t xml:space="preserve"> birth</w:t>
-      </w:r>
-      <w:r>
-        <w:rPr>
-          <w:rFonts w:ascii="Times New Roman" w:hAnsi="Times New Roman" w:cs="Times New Roman"/>
-        </w:rPr>
-        <w:t>=no) &amp;&amp; (</w:t>
-      </w:r>
-      <w:r>
-        <w:rPr>
-          <w:rFonts w:ascii="Times New Roman" w:hAnsi="Times New Roman" w:cs="Times New Roman"/>
-        </w:rPr>
-        <w:t>aquatic creature</w:t>
-      </w:r>
-      <w:r>
-        <w:rPr>
-          <w:rFonts w:ascii="Times New Roman" w:hAnsi="Times New Roman" w:cs="Times New Roman"/>
-        </w:rPr>
-        <w:t>=no) &amp;&amp; (</w:t>
-      </w:r>
-      <w:r>
-        <w:rPr>
-          <w:rFonts w:ascii="Times New Roman" w:hAnsi="Times New Roman" w:cs="Times New Roman"/>
-        </w:rPr>
-        <w:t>aerial creature</w:t>
-      </w:r>
-      <w:r>
-        <w:rPr>
-          <w:rFonts w:ascii="Times New Roman" w:hAnsi="Times New Roman" w:cs="Times New Roman"/>
-        </w:rPr>
-        <w:t>=no) = reptiles</w:t>
+        <w:t>(give birth=no) &amp;&amp; (aquatic creature=no) &amp;&amp; (aerial creature=no) = reptiles</w:t>
       </w:r>
     </w:p>
     <w:p>
@@ -4681,7 +2244,7 @@
 </file>
 
 <file path=word/endnotes.xml><?xml version="1.0" encoding="utf-8"?>
-<w:endnotes xmlns:wpc="http://schemas.microsoft.com/office/word/2010/wordprocessingCanvas" xmlns:cx="http://schemas.microsoft.com/office/drawing/2014/chartex" xmlns:cx1="http://schemas.microsoft.com/office/drawing/2015/9/8/chartex" xmlns:cx2="http://schemas.microsoft.com/office/drawing/2015/10/21/chartex" xmlns:cx3="http://schemas.microsoft.com/office/drawing/2016/5/9/chartex" xmlns:cx4="http://schemas.microsoft.com/office/drawing/2016/5/10/chartex" xmlns:cx5="http://schemas.microsoft.com/office/drawing/2016/5/11/chartex" xmlns:cx6="http://schemas.microsoft.com/office/drawing/2016/5/12/chartex" xmlns:cx7="http://schemas.microsoft.com/office/drawing/2016/5/13/chartex" xmlns:cx8="http://schemas.microsoft.com/office/drawing/2016/5/14/chartex" xmlns:mc="http://schemas.openxmlformats.org/markup-compatibility/2006" xmlns:aink="http://schemas.microsoft.com/office/drawing/2016/ink" xmlns:am3d="http://schemas.microsoft.com/office/drawing/2017/model3d" xmlns:o="urn:schemas-microsoft-com:office:office" xmlns:oel="http://schemas.microsoft.com/office/2019/extlst" xmlns:r="http://schemas.openxmlformats.org/officeDocument/2006/relationships" xmlns:m="http://schemas.openxmlformats.org/officeDocument/2006/math" xmlns:v="urn:schemas-microsoft-com:vml" xmlns:wp14="http://schemas.microsoft.com/office/word/2010/wordprocessingDrawing" xmlns:wp="http://schemas.openxmlformats.org/drawingml/2006/wordprocessingDrawing" xmlns:w10="urn:schemas-microsoft-com:office:word" xmlns:w="http://schemas.openxmlformats.org/wordprocessingml/2006/main" xmlns:w14="http://schemas.microsoft.com/office/word/2010/wordml" xmlns:w15="http://schemas.microsoft.com/office/word/2012/wordml" xmlns:w16cex="http://schemas.microsoft.com/office/word/2018/wordml/cex" xmlns:w16cid="http://schemas.microsoft.com/office/word/2016/wordml/cid" xmlns:w16="http://schemas.microsoft.com/office/word/2018/wordml" xmlns:w16sdtdh="http://schemas.microsoft.com/office/word/2020/wordml/sdtdatahash" xmlns:w16se="http://schemas.microsoft.com/office/word/2015/wordml/symex" xmlns:wpg="http://schemas.microsoft.com/office/word/2010/wordprocessingGroup" xmlns:wpi="http://schemas.microsoft.com/office/word/2010/wordprocessingInk" xmlns:wne="http://schemas.microsoft.com/office/word/2006/wordml" xmlns:wps="http://schemas.microsoft.com/office/word/2010/wordprocessingShape" mc:Ignorable="w14 w15 w16se w16cid w16 w16cex w16sdtdh wp14">
+<w:endnotes xmlns:wpc="http://schemas.microsoft.com/office/word/2010/wordprocessingCanvas" xmlns:cx="http://schemas.microsoft.com/office/drawing/2014/chartex" xmlns:cx1="http://schemas.microsoft.com/office/drawing/2015/9/8/chartex" xmlns:cx2="http://schemas.microsoft.com/office/drawing/2015/10/21/chartex" xmlns:cx3="http://schemas.microsoft.com/office/drawing/2016/5/9/chartex" xmlns:cx4="http://schemas.microsoft.com/office/drawing/2016/5/10/chartex" xmlns:cx5="http://schemas.microsoft.com/office/drawing/2016/5/11/chartex" xmlns:cx6="http://schemas.microsoft.com/office/drawing/2016/5/12/chartex" xmlns:cx7="http://schemas.microsoft.com/office/drawing/2016/5/13/chartex" xmlns:cx8="http://schemas.microsoft.com/office/drawing/2016/5/14/chartex" xmlns:mc="http://schemas.openxmlformats.org/markup-compatibility/2006" xmlns:aink="http://schemas.microsoft.com/office/drawing/2016/ink" xmlns:am3d="http://schemas.microsoft.com/office/drawing/2017/model3d" xmlns:o="urn:schemas-microsoft-com:office:office" xmlns:oel="http://schemas.microsoft.com/office/2019/extlst" xmlns:r="http://schemas.openxmlformats.org/officeDocument/2006/relationships" xmlns:m="http://schemas.openxmlformats.org/officeDocument/2006/math" xmlns:v="urn:schemas-microsoft-com:vml" xmlns:wp14="http://schemas.microsoft.com/office/word/2010/wordprocessingDrawing" xmlns:wp="http://schemas.openxmlformats.org/drawingml/2006/wordprocessingDrawing" xmlns:w10="urn:schemas-microsoft-com:office:word" xmlns:w="http://schemas.openxmlformats.org/wordprocessingml/2006/main" xmlns:w14="http://schemas.microsoft.com/office/word/2010/wordml" xmlns:w15="http://schemas.microsoft.com/office/word/2012/wordml" xmlns:w16cex="http://schemas.microsoft.com/office/word/2018/wordml/cex" xmlns:w16cid="http://schemas.microsoft.com/office/word/2016/wordml/cid" xmlns:w16="http://schemas.microsoft.com/office/word/2018/wordml" xmlns:w16du="http://schemas.microsoft.com/office/word/2023/wordml/word16du" xmlns:w16sdtdh="http://schemas.microsoft.com/office/word/2020/wordml/sdtdatahash" xmlns:w16sdtfl="http://schemas.microsoft.com/office/word/2024/wordml/sdtformatlock" xmlns:w16se="http://schemas.microsoft.com/office/word/2015/wordml/symex" xmlns:wpg="http://schemas.microsoft.com/office/word/2010/wordprocessingGroup" xmlns:wpi="http://schemas.microsoft.com/office/word/2010/wordprocessingInk" xmlns:wne="http://schemas.microsoft.com/office/word/2006/wordml" xmlns:wps="http://schemas.microsoft.com/office/word/2010/wordprocessingShape" mc:Ignorable="w14 w15 w16se w16cid w16 w16cex w16sdtdh w16sdtfl w16du wp14">
   <w:endnote w:type="separator" w:id="-1">
     <w:p>
       <w:pPr>
@@ -4706,7 +2269,7 @@
 </file>
 
 <file path=word/footnotes.xml><?xml version="1.0" encoding="utf-8"?>
-<w:footnotes xmlns:wpc="http://schemas.microsoft.com/office/word/2010/wordprocessingCanvas" xmlns:cx="http://schemas.microsoft.com/office/drawing/2014/chartex" xmlns:cx1="http://schemas.microsoft.com/office/drawing/2015/9/8/chartex" xmlns:cx2="http://schemas.microsoft.com/office/drawing/2015/10/21/chartex" xmlns:cx3="http://schemas.microsoft.com/office/drawing/2016/5/9/chartex" xmlns:cx4="http://schemas.microsoft.com/office/drawing/2016/5/10/chartex" xmlns:cx5="http://schemas.microsoft.com/office/drawing/2016/5/11/chartex" xmlns:cx6="http://schemas.microsoft.com/office/drawing/2016/5/12/chartex" xmlns:cx7="http://schemas.microsoft.com/office/drawing/2016/5/13/chartex" xmlns:cx8="http://schemas.microsoft.com/office/drawing/2016/5/14/chartex" xmlns:mc="http://schemas.openxmlformats.org/markup-compatibility/2006" xmlns:aink="http://schemas.microsoft.com/office/drawing/2016/ink" xmlns:am3d="http://schemas.microsoft.com/office/drawing/2017/model3d" xmlns:o="urn:schemas-microsoft-com:office:office" xmlns:oel="http://schemas.microsoft.com/office/2019/extlst" xmlns:r="http://schemas.openxmlformats.org/officeDocument/2006/relationships" xmlns:m="http://schemas.openxmlformats.org/officeDocument/2006/math" xmlns:v="urn:schemas-microsoft-com:vml" xmlns:wp14="http://schemas.microsoft.com/office/word/2010/wordprocessingDrawing" xmlns:wp="http://schemas.openxmlformats.org/drawingml/2006/wordprocessingDrawing" xmlns:w10="urn:schemas-microsoft-com:office:word" xmlns:w="http://schemas.openxmlformats.org/wordprocessingml/2006/main" xmlns:w14="http://schemas.microsoft.com/office/word/2010/wordml" xmlns:w15="http://schemas.microsoft.com/office/word/2012/wordml" xmlns:w16cex="http://schemas.microsoft.com/office/word/2018/wordml/cex" xmlns:w16cid="http://schemas.microsoft.com/office/word/2016/wordml/cid" xmlns:w16="http://schemas.microsoft.com/office/word/2018/wordml" xmlns:w16sdtdh="http://schemas.microsoft.com/office/word/2020/wordml/sdtdatahash" xmlns:w16se="http://schemas.microsoft.com/office/word/2015/wordml/symex" xmlns:wpg="http://schemas.microsoft.com/office/word/2010/wordprocessingGroup" xmlns:wpi="http://schemas.microsoft.com/office/word/2010/wordprocessingInk" xmlns:wne="http://schemas.microsoft.com/office/word/2006/wordml" xmlns:wps="http://schemas.microsoft.com/office/word/2010/wordprocessingShape" mc:Ignorable="w14 w15 w16se w16cid w16 w16cex w16sdtdh wp14">
+<w:footnotes xmlns:wpc="http://schemas.microsoft.com/office/word/2010/wordprocessingCanvas" xmlns:cx="http://schemas.microsoft.com/office/drawing/2014/chartex" xmlns:cx1="http://schemas.microsoft.com/office/drawing/2015/9/8/chartex" xmlns:cx2="http://schemas.microsoft.com/office/drawing/2015/10/21/chartex" xmlns:cx3="http://schemas.microsoft.com/office/drawing/2016/5/9/chartex" xmlns:cx4="http://schemas.microsoft.com/office/drawing/2016/5/10/chartex" xmlns:cx5="http://schemas.microsoft.com/office/drawing/2016/5/11/chartex" xmlns:cx6="http://schemas.microsoft.com/office/drawing/2016/5/12/chartex" xmlns:cx7="http://schemas.microsoft.com/office/drawing/2016/5/13/chartex" xmlns:cx8="http://schemas.microsoft.com/office/drawing/2016/5/14/chartex" xmlns:mc="http://schemas.openxmlformats.org/markup-compatibility/2006" xmlns:aink="http://schemas.microsoft.com/office/drawing/2016/ink" xmlns:am3d="http://schemas.microsoft.com/office/drawing/2017/model3d" xmlns:o="urn:schemas-microsoft-com:office:office" xmlns:oel="http://schemas.microsoft.com/office/2019/extlst" xmlns:r="http://schemas.openxmlformats.org/officeDocument/2006/relationships" xmlns:m="http://schemas.openxmlformats.org/officeDocument/2006/math" xmlns:v="urn:schemas-microsoft-com:vml" xmlns:wp14="http://schemas.microsoft.com/office/word/2010/wordprocessingDrawing" xmlns:wp="http://schemas.openxmlformats.org/drawingml/2006/wordprocessingDrawing" xmlns:w10="urn:schemas-microsoft-com:office:word" xmlns:w="http://schemas.openxmlformats.org/wordprocessingml/2006/main" xmlns:w14="http://schemas.microsoft.com/office/word/2010/wordml" xmlns:w15="http://schemas.microsoft.com/office/word/2012/wordml" xmlns:w16cex="http://schemas.microsoft.com/office/word/2018/wordml/cex" xmlns:w16cid="http://schemas.microsoft.com/office/word/2016/wordml/cid" xmlns:w16="http://schemas.microsoft.com/office/word/2018/wordml" xmlns:w16du="http://schemas.microsoft.com/office/word/2023/wordml/word16du" xmlns:w16sdtdh="http://schemas.microsoft.com/office/word/2020/wordml/sdtdatahash" xmlns:w16sdtfl="http://schemas.microsoft.com/office/word/2024/wordml/sdtformatlock" xmlns:w16se="http://schemas.microsoft.com/office/word/2015/wordml/symex" xmlns:wpg="http://schemas.microsoft.com/office/word/2010/wordprocessingGroup" xmlns:wpi="http://schemas.microsoft.com/office/word/2010/wordprocessingInk" xmlns:wne="http://schemas.microsoft.com/office/word/2006/wordml" xmlns:wps="http://schemas.microsoft.com/office/word/2010/wordprocessingShape" mc:Ignorable="w14 w15 w16se w16cid w16 w16cex w16sdtdh w16sdtfl w16du wp14">
   <w:footnote w:type="separator" w:id="-1">
     <w:p>
       <w:pPr>
@@ -4731,7 +2294,7 @@
 </file>
 
 <file path=word/numbering.xml><?xml version="1.0" encoding="utf-8"?>
-<w:numbering xmlns:wpc="http://schemas.microsoft.com/office/word/2010/wordprocessingCanvas" xmlns:cx="http://schemas.microsoft.com/office/drawing/2014/chartex" xmlns:cx1="http://schemas.microsoft.com/office/drawing/2015/9/8/chartex" xmlns:cx2="http://schemas.microsoft.com/office/drawing/2015/10/21/chartex" xmlns:cx3="http://schemas.microsoft.com/office/drawing/2016/5/9/chartex" xmlns:cx4="http://schemas.microsoft.com/office/drawing/2016/5/10/chartex" xmlns:cx5="http://schemas.microsoft.com/office/drawing/2016/5/11/chartex" xmlns:cx6="http://schemas.microsoft.com/office/drawing/2016/5/12/chartex" xmlns:cx7="http://schemas.microsoft.com/office/drawing/2016/5/13/chartex" xmlns:cx8="http://schemas.microsoft.com/office/drawing/2016/5/14/chartex" xmlns:mc="http://schemas.openxmlformats.org/markup-compatibility/2006" xmlns:aink="http://schemas.microsoft.com/office/drawing/2016/ink" xmlns:am3d="http://schemas.microsoft.com/office/drawing/2017/model3d" xmlns:o="urn:schemas-microsoft-com:office:office" xmlns:oel="http://schemas.microsoft.com/office/2019/extlst" xmlns:r="http://schemas.openxmlformats.org/officeDocument/2006/relationships" xmlns:m="http://schemas.openxmlformats.org/officeDocument/2006/math" xmlns:v="urn:schemas-microsoft-com:vml" xmlns:wp14="http://schemas.microsoft.com/office/word/2010/wordprocessingDrawing" xmlns:wp="http://schemas.openxmlformats.org/drawingml/2006/wordprocessingDrawing" xmlns:w10="urn:schemas-microsoft-com:office:word" xmlns:w="http://schemas.openxmlformats.org/wordprocessingml/2006/main" xmlns:w14="http://schemas.microsoft.com/office/word/2010/wordml" xmlns:w15="http://schemas.microsoft.com/office/word/2012/wordml" xmlns:w16cex="http://schemas.microsoft.com/office/word/2018/wordml/cex" xmlns:w16cid="http://schemas.microsoft.com/office/word/2016/wordml/cid" xmlns:w16="http://schemas.microsoft.com/office/word/2018/wordml" xmlns:w16sdtdh="http://schemas.microsoft.com/office/word/2020/wordml/sdtdatahash" xmlns:w16se="http://schemas.microsoft.com/office/word/2015/wordml/symex" xmlns:wpg="http://schemas.microsoft.com/office/word/2010/wordprocessingGroup" xmlns:wpi="http://schemas.microsoft.com/office/word/2010/wordprocessingInk" xmlns:wne="http://schemas.microsoft.com/office/word/2006/wordml" xmlns:wps="http://schemas.microsoft.com/office/word/2010/wordprocessingShape" mc:Ignorable="w14 w15 w16se w16cid w16 w16cex w16sdtdh wp14">
+<w:numbering xmlns:wpc="http://schemas.microsoft.com/office/word/2010/wordprocessingCanvas" xmlns:cx="http://schemas.microsoft.com/office/drawing/2014/chartex" xmlns:cx1="http://schemas.microsoft.com/office/drawing/2015/9/8/chartex" xmlns:cx2="http://schemas.microsoft.com/office/drawing/2015/10/21/chartex" xmlns:cx3="http://schemas.microsoft.com/office/drawing/2016/5/9/chartex" xmlns:cx4="http://schemas.microsoft.com/office/drawing/2016/5/10/chartex" xmlns:cx5="http://schemas.microsoft.com/office/drawing/2016/5/11/chartex" xmlns:cx6="http://schemas.microsoft.com/office/drawing/2016/5/12/chartex" xmlns:cx7="http://schemas.microsoft.com/office/drawing/2016/5/13/chartex" xmlns:cx8="http://schemas.microsoft.com/office/drawing/2016/5/14/chartex" xmlns:mc="http://schemas.openxmlformats.org/markup-compatibility/2006" xmlns:aink="http://schemas.microsoft.com/office/drawing/2016/ink" xmlns:am3d="http://schemas.microsoft.com/office/drawing/2017/model3d" xmlns:o="urn:schemas-microsoft-com:office:office" xmlns:oel="http://schemas.microsoft.com/office/2019/extlst" xmlns:r="http://schemas.openxmlformats.org/officeDocument/2006/relationships" xmlns:m="http://schemas.openxmlformats.org/officeDocument/2006/math" xmlns:v="urn:schemas-microsoft-com:vml" xmlns:wp14="http://schemas.microsoft.com/office/word/2010/wordprocessingDrawing" xmlns:wp="http://schemas.openxmlformats.org/drawingml/2006/wordprocessingDrawing" xmlns:w10="urn:schemas-microsoft-com:office:word" xmlns:w="http://schemas.openxmlformats.org/wordprocessingml/2006/main" xmlns:w14="http://schemas.microsoft.com/office/word/2010/wordml" xmlns:w15="http://schemas.microsoft.com/office/word/2012/wordml" xmlns:w16cex="http://schemas.microsoft.com/office/word/2018/wordml/cex" xmlns:w16cid="http://schemas.microsoft.com/office/word/2016/wordml/cid" xmlns:w16="http://schemas.microsoft.com/office/word/2018/wordml" xmlns:w16du="http://schemas.microsoft.com/office/word/2023/wordml/word16du" xmlns:w16sdtdh="http://schemas.microsoft.com/office/word/2020/wordml/sdtdatahash" xmlns:w16sdtfl="http://schemas.microsoft.com/office/word/2024/wordml/sdtformatlock" xmlns:w16se="http://schemas.microsoft.com/office/word/2015/wordml/symex" xmlns:wpg="http://schemas.microsoft.com/office/word/2010/wordprocessingGroup" xmlns:wpi="http://schemas.microsoft.com/office/word/2010/wordprocessingInk" xmlns:wne="http://schemas.microsoft.com/office/word/2006/wordml" xmlns:wps="http://schemas.microsoft.com/office/word/2010/wordprocessingShape" mc:Ignorable="w14 w15 w16se w16cid w16 w16cex w16sdtdh w16sdtfl w16du wp14">
   <w:abstractNum w:abstractNumId="0" w15:restartNumberingAfterBreak="0">
     <w:nsid w:val="09C573D2"/>
     <w:multiLevelType w:val="hybridMultilevel"/>
@@ -5588,7 +3151,7 @@
 </file>
 
 <file path=word/styles.xml><?xml version="1.0" encoding="utf-8"?>
-<w:styles xmlns:mc="http://schemas.openxmlformats.org/markup-compatibility/2006" xmlns:r="http://schemas.openxmlformats.org/officeDocument/2006/relationships" xmlns:w="http://schemas.openxmlformats.org/wordprocessingml/2006/main" xmlns:w14="http://schemas.microsoft.com/office/word/2010/wordml" xmlns:w15="http://schemas.microsoft.com/office/word/2012/wordml" xmlns:w16cex="http://schemas.microsoft.com/office/word/2018/wordml/cex" xmlns:w16cid="http://schemas.microsoft.com/office/word/2016/wordml/cid" xmlns:w16="http://schemas.microsoft.com/office/word/2018/wordml" xmlns:w16sdtdh="http://schemas.microsoft.com/office/word/2020/wordml/sdtdatahash" xmlns:w16se="http://schemas.microsoft.com/office/word/2015/wordml/symex" mc:Ignorable="w14 w15 w16se w16cid w16 w16cex w16sdtdh">
+<w:styles xmlns:mc="http://schemas.openxmlformats.org/markup-compatibility/2006" xmlns:r="http://schemas.openxmlformats.org/officeDocument/2006/relationships" xmlns:w="http://schemas.openxmlformats.org/wordprocessingml/2006/main" xmlns:w14="http://schemas.microsoft.com/office/word/2010/wordml" xmlns:w15="http://schemas.microsoft.com/office/word/2012/wordml" xmlns:w16cex="http://schemas.microsoft.com/office/word/2018/wordml/cex" xmlns:w16cid="http://schemas.microsoft.com/office/word/2016/wordml/cid" xmlns:w16="http://schemas.microsoft.com/office/word/2018/wordml" xmlns:w16du="http://schemas.microsoft.com/office/word/2023/wordml/word16du" xmlns:w16sdtdh="http://schemas.microsoft.com/office/word/2020/wordml/sdtdatahash" xmlns:w16sdtfl="http://schemas.microsoft.com/office/word/2024/wordml/sdtformatlock" xmlns:w16se="http://schemas.microsoft.com/office/word/2015/wordml/symex" mc:Ignorable="w14 w15 w16se w16cid w16 w16cex w16sdtdh w16sdtfl w16du">
   <w:docDefaults>
     <w:rPrDefault>
       <w:rPr>
